--- a/documentation.docx
+++ b/documentation.docx
@@ -4773,6 +4773,7 @@
       <w:r>
         <w:rPr>
           <w:rFonts w:ascii="Times New Roman" w:hAnsi="Times New Roman" w:cs="Times New Roman"/>
+          <w:b/>
           <w:sz w:val="24"/>
           <w:lang w:val="en-US"/>
         </w:rPr>
@@ -4782,10 +4783,19 @@
       <w:r>
         <w:rPr>
           <w:rFonts w:ascii="Times New Roman" w:hAnsi="Times New Roman" w:cs="Times New Roman"/>
-          <w:sz w:val="24"/>
-          <w:lang w:val="en-US"/>
-        </w:rPr>
-        <w:t xml:space="preserve">: </w:t>
+          <w:b/>
+          <w:sz w:val="24"/>
+          <w:lang w:val="en-US"/>
+        </w:rPr>
+        <w:t>:</w:t>
+      </w:r>
+      <w:r>
+        <w:rPr>
+          <w:rFonts w:ascii="Times New Roman" w:hAnsi="Times New Roman" w:cs="Times New Roman"/>
+          <w:sz w:val="24"/>
+          <w:lang w:val="en-US"/>
+        </w:rPr>
+        <w:t xml:space="preserve"> </w:t>
       </w:r>
       <w:r>
         <w:rPr>
@@ -4901,6 +4911,7 @@
       <w:r>
         <w:rPr>
           <w:rFonts w:ascii="Times New Roman" w:hAnsi="Times New Roman" w:cs="Times New Roman"/>
+          <w:b/>
           <w:sz w:val="24"/>
           <w:lang w:val="en-US"/>
         </w:rPr>
@@ -4909,6 +4920,7 @@
       <w:r>
         <w:rPr>
           <w:rFonts w:ascii="Times New Roman" w:hAnsi="Times New Roman" w:cs="Times New Roman"/>
+          <w:b/>
           <w:sz w:val="24"/>
         </w:rPr>
         <w:t>_</w:t>
@@ -4916,6 +4928,7 @@
       <w:r>
         <w:rPr>
           <w:rFonts w:ascii="Times New Roman" w:hAnsi="Times New Roman" w:cs="Times New Roman"/>
+          <w:b/>
           <w:sz w:val="24"/>
           <w:lang w:val="en-US"/>
         </w:rPr>
@@ -4924,9 +4937,17 @@
       <w:r>
         <w:rPr>
           <w:rFonts w:ascii="Times New Roman" w:hAnsi="Times New Roman" w:cs="Times New Roman"/>
-          <w:sz w:val="24"/>
-        </w:rPr>
-        <w:t xml:space="preserve">: </w:t>
+          <w:b/>
+          <w:sz w:val="24"/>
+        </w:rPr>
+        <w:t>:</w:t>
+      </w:r>
+      <w:r>
+        <w:rPr>
+          <w:rFonts w:ascii="Times New Roman" w:hAnsi="Times New Roman" w:cs="Times New Roman"/>
+          <w:sz w:val="24"/>
+        </w:rPr>
+        <w:t xml:space="preserve"> </w:t>
       </w:r>
       <w:r>
         <w:rPr>
@@ -5020,6 +5041,7 @@
       <w:r>
         <w:rPr>
           <w:rFonts w:ascii="Times New Roman" w:hAnsi="Times New Roman" w:cs="Times New Roman"/>
+          <w:b/>
           <w:sz w:val="24"/>
           <w:lang w:val="en-US"/>
         </w:rPr>
@@ -5028,6 +5050,7 @@
       <w:r>
         <w:rPr>
           <w:rFonts w:ascii="Times New Roman" w:hAnsi="Times New Roman" w:cs="Times New Roman"/>
+          <w:b/>
           <w:sz w:val="24"/>
         </w:rPr>
         <w:t>_</w:t>
@@ -5035,6 +5058,7 @@
       <w:r>
         <w:rPr>
           <w:rFonts w:ascii="Times New Roman" w:hAnsi="Times New Roman" w:cs="Times New Roman"/>
+          <w:b/>
           <w:sz w:val="24"/>
           <w:lang w:val="en-US"/>
         </w:rPr>
@@ -5043,9 +5067,17 @@
       <w:r>
         <w:rPr>
           <w:rFonts w:ascii="Times New Roman" w:hAnsi="Times New Roman" w:cs="Times New Roman"/>
-          <w:sz w:val="24"/>
-        </w:rPr>
-        <w:t xml:space="preserve">: </w:t>
+          <w:b/>
+          <w:sz w:val="24"/>
+        </w:rPr>
+        <w:t>:</w:t>
+      </w:r>
+      <w:r>
+        <w:rPr>
+          <w:rFonts w:ascii="Times New Roman" w:hAnsi="Times New Roman" w:cs="Times New Roman"/>
+          <w:sz w:val="24"/>
+        </w:rPr>
+        <w:t xml:space="preserve"> </w:t>
       </w:r>
       <w:r>
         <w:rPr>
@@ -5141,6 +5173,7 @@
       <w:r>
         <w:rPr>
           <w:rFonts w:ascii="Times New Roman" w:hAnsi="Times New Roman" w:cs="Times New Roman"/>
+          <w:b/>
           <w:sz w:val="24"/>
           <w:lang w:val="en-US"/>
         </w:rPr>
@@ -5150,6 +5183,7 @@
       <w:r>
         <w:rPr>
           <w:rFonts w:ascii="Times New Roman" w:hAnsi="Times New Roman" w:cs="Times New Roman"/>
+          <w:b/>
           <w:sz w:val="24"/>
         </w:rPr>
         <w:t>_</w:t>
@@ -5157,6 +5191,7 @@
       <w:r>
         <w:rPr>
           <w:rFonts w:ascii="Times New Roman" w:hAnsi="Times New Roman" w:cs="Times New Roman"/>
+          <w:b/>
           <w:sz w:val="24"/>
           <w:lang w:val="en-US"/>
         </w:rPr>
@@ -5165,6 +5200,7 @@
       <w:r>
         <w:rPr>
           <w:rFonts w:ascii="Times New Roman" w:hAnsi="Times New Roman" w:cs="Times New Roman"/>
+          <w:b/>
           <w:sz w:val="24"/>
         </w:rPr>
         <w:t>:</w:t>
@@ -5172,6 +5208,7 @@
       <w:r>
         <w:rPr>
           <w:rFonts w:ascii="Times New Roman" w:hAnsi="Times New Roman" w:cs="Times New Roman"/>
+          <w:b/>
           <w:sz w:val="24"/>
         </w:rPr>
         <w:t xml:space="preserve"> </w:t>
@@ -5283,6 +5320,7 @@
       <w:r>
         <w:rPr>
           <w:rFonts w:ascii="Times New Roman" w:hAnsi="Times New Roman" w:cs="Times New Roman"/>
+          <w:b/>
           <w:sz w:val="24"/>
           <w:lang w:val="en-US"/>
         </w:rPr>
@@ -5292,6 +5330,7 @@
       <w:r>
         <w:rPr>
           <w:rFonts w:ascii="Times New Roman" w:hAnsi="Times New Roman" w:cs="Times New Roman"/>
+          <w:b/>
           <w:sz w:val="24"/>
         </w:rPr>
         <w:t>_</w:t>
@@ -5299,6 +5338,7 @@
       <w:r>
         <w:rPr>
           <w:rFonts w:ascii="Times New Roman" w:hAnsi="Times New Roman" w:cs="Times New Roman"/>
+          <w:b/>
           <w:sz w:val="24"/>
           <w:lang w:val="en-US"/>
         </w:rPr>
@@ -5307,9 +5347,17 @@
       <w:r>
         <w:rPr>
           <w:rFonts w:ascii="Times New Roman" w:hAnsi="Times New Roman" w:cs="Times New Roman"/>
-          <w:sz w:val="24"/>
-        </w:rPr>
-        <w:t xml:space="preserve">: </w:t>
+          <w:b/>
+          <w:sz w:val="24"/>
+        </w:rPr>
+        <w:t>:</w:t>
+      </w:r>
+      <w:r>
+        <w:rPr>
+          <w:rFonts w:ascii="Times New Roman" w:hAnsi="Times New Roman" w:cs="Times New Roman"/>
+          <w:sz w:val="24"/>
+        </w:rPr>
+        <w:t xml:space="preserve"> </w:t>
       </w:r>
       <w:r>
         <w:rPr>
@@ -5395,6 +5443,7 @@
       <w:r>
         <w:rPr>
           <w:rFonts w:ascii="Times New Roman" w:hAnsi="Times New Roman" w:cs="Times New Roman"/>
+          <w:b/>
           <w:sz w:val="24"/>
           <w:lang w:val="en-US"/>
         </w:rPr>
@@ -5403,6 +5452,7 @@
       <w:r>
         <w:rPr>
           <w:rFonts w:ascii="Times New Roman" w:hAnsi="Times New Roman" w:cs="Times New Roman"/>
+          <w:b/>
           <w:sz w:val="24"/>
         </w:rPr>
         <w:t>_</w:t>
@@ -5410,6 +5460,7 @@
       <w:r>
         <w:rPr>
           <w:rFonts w:ascii="Times New Roman" w:hAnsi="Times New Roman" w:cs="Times New Roman"/>
+          <w:b/>
           <w:sz w:val="24"/>
           <w:lang w:val="en-US"/>
         </w:rPr>
@@ -5418,9 +5469,17 @@
       <w:r>
         <w:rPr>
           <w:rFonts w:ascii="Times New Roman" w:hAnsi="Times New Roman" w:cs="Times New Roman"/>
-          <w:sz w:val="24"/>
-        </w:rPr>
-        <w:t xml:space="preserve">: </w:t>
+          <w:b/>
+          <w:sz w:val="24"/>
+        </w:rPr>
+        <w:t>:</w:t>
+      </w:r>
+      <w:r>
+        <w:rPr>
+          <w:rFonts w:ascii="Times New Roman" w:hAnsi="Times New Roman" w:cs="Times New Roman"/>
+          <w:sz w:val="24"/>
+        </w:rPr>
+        <w:t xml:space="preserve"> </w:t>
       </w:r>
       <w:r>
         <w:rPr>
@@ -5675,6 +5734,7 @@
       <w:r>
         <w:rPr>
           <w:rFonts w:ascii="Times New Roman" w:hAnsi="Times New Roman" w:cs="Times New Roman"/>
+          <w:b/>
           <w:sz w:val="24"/>
           <w:lang w:val="en-US"/>
         </w:rPr>
@@ -5684,9 +5744,17 @@
       <w:r>
         <w:rPr>
           <w:rFonts w:ascii="Times New Roman" w:hAnsi="Times New Roman" w:cs="Times New Roman"/>
-          <w:sz w:val="24"/>
-        </w:rPr>
-        <w:t xml:space="preserve">: </w:t>
+          <w:b/>
+          <w:sz w:val="24"/>
+        </w:rPr>
+        <w:t>:</w:t>
+      </w:r>
+      <w:r>
+        <w:rPr>
+          <w:rFonts w:ascii="Times New Roman" w:hAnsi="Times New Roman" w:cs="Times New Roman"/>
+          <w:sz w:val="24"/>
+        </w:rPr>
+        <w:t xml:space="preserve"> </w:t>
       </w:r>
       <w:r>
         <w:rPr>
@@ -5739,6 +5807,7 @@
       <w:r>
         <w:rPr>
           <w:rFonts w:ascii="Times New Roman" w:hAnsi="Times New Roman" w:cs="Times New Roman"/>
+          <w:b/>
           <w:sz w:val="24"/>
           <w:lang w:val="en-US"/>
         </w:rPr>
@@ -5748,9 +5817,17 @@
       <w:r>
         <w:rPr>
           <w:rFonts w:ascii="Times New Roman" w:hAnsi="Times New Roman" w:cs="Times New Roman"/>
-          <w:sz w:val="24"/>
-        </w:rPr>
-        <w:t xml:space="preserve">: </w:t>
+          <w:b/>
+          <w:sz w:val="24"/>
+        </w:rPr>
+        <w:t>:</w:t>
+      </w:r>
+      <w:r>
+        <w:rPr>
+          <w:rFonts w:ascii="Times New Roman" w:hAnsi="Times New Roman" w:cs="Times New Roman"/>
+          <w:sz w:val="24"/>
+        </w:rPr>
+        <w:t xml:space="preserve"> </w:t>
       </w:r>
       <w:r>
         <w:rPr>
@@ -5808,6 +5885,7 @@
       <w:r>
         <w:rPr>
           <w:rFonts w:ascii="Times New Roman" w:hAnsi="Times New Roman" w:cs="Times New Roman"/>
+          <w:b/>
           <w:sz w:val="24"/>
           <w:lang w:val="en-US"/>
         </w:rPr>
@@ -5816,6 +5894,7 @@
       <w:r>
         <w:rPr>
           <w:rFonts w:ascii="Times New Roman" w:hAnsi="Times New Roman" w:cs="Times New Roman"/>
+          <w:b/>
           <w:sz w:val="24"/>
         </w:rPr>
         <w:t>_</w:t>
@@ -5823,6 +5902,7 @@
       <w:r>
         <w:rPr>
           <w:rFonts w:ascii="Times New Roman" w:hAnsi="Times New Roman" w:cs="Times New Roman"/>
+          <w:b/>
           <w:sz w:val="24"/>
           <w:lang w:val="en-US"/>
         </w:rPr>
@@ -5831,9 +5911,17 @@
       <w:r>
         <w:rPr>
           <w:rFonts w:ascii="Times New Roman" w:hAnsi="Times New Roman" w:cs="Times New Roman"/>
-          <w:sz w:val="24"/>
-        </w:rPr>
-        <w:t xml:space="preserve">: </w:t>
+          <w:b/>
+          <w:sz w:val="24"/>
+        </w:rPr>
+        <w:t>:</w:t>
+      </w:r>
+      <w:r>
+        <w:rPr>
+          <w:rFonts w:ascii="Times New Roman" w:hAnsi="Times New Roman" w:cs="Times New Roman"/>
+          <w:sz w:val="24"/>
+        </w:rPr>
+        <w:t xml:space="preserve"> </w:t>
       </w:r>
       <w:r>
         <w:rPr>
@@ -5885,6 +5973,7 @@
       <w:r>
         <w:rPr>
           <w:rFonts w:ascii="Times New Roman" w:hAnsi="Times New Roman" w:cs="Times New Roman"/>
+          <w:b/>
           <w:sz w:val="24"/>
           <w:lang w:val="en-US"/>
         </w:rPr>
@@ -5894,6 +5983,7 @@
       <w:r>
         <w:rPr>
           <w:rFonts w:ascii="Times New Roman" w:hAnsi="Times New Roman" w:cs="Times New Roman"/>
+          <w:b/>
           <w:sz w:val="24"/>
         </w:rPr>
         <w:t>_</w:t>
@@ -5901,6 +5991,7 @@
       <w:r>
         <w:rPr>
           <w:rFonts w:ascii="Times New Roman" w:hAnsi="Times New Roman" w:cs="Times New Roman"/>
+          <w:b/>
           <w:sz w:val="24"/>
           <w:lang w:val="en-US"/>
         </w:rPr>
@@ -5909,9 +6000,17 @@
       <w:r>
         <w:rPr>
           <w:rFonts w:ascii="Times New Roman" w:hAnsi="Times New Roman" w:cs="Times New Roman"/>
-          <w:sz w:val="24"/>
-        </w:rPr>
-        <w:t xml:space="preserve">: </w:t>
+          <w:b/>
+          <w:sz w:val="24"/>
+        </w:rPr>
+        <w:t>:</w:t>
+      </w:r>
+      <w:r>
+        <w:rPr>
+          <w:rFonts w:ascii="Times New Roman" w:hAnsi="Times New Roman" w:cs="Times New Roman"/>
+          <w:sz w:val="24"/>
+        </w:rPr>
+        <w:t xml:space="preserve"> </w:t>
       </w:r>
       <w:r>
         <w:rPr>
@@ -5979,6 +6078,7 @@
       <w:r>
         <w:rPr>
           <w:rFonts w:ascii="Times New Roman" w:hAnsi="Times New Roman" w:cs="Times New Roman"/>
+          <w:b/>
           <w:sz w:val="24"/>
           <w:lang w:val="en-US"/>
         </w:rPr>
@@ -5987,6 +6087,7 @@
       <w:r>
         <w:rPr>
           <w:rFonts w:ascii="Times New Roman" w:hAnsi="Times New Roman" w:cs="Times New Roman"/>
+          <w:b/>
           <w:sz w:val="24"/>
         </w:rPr>
         <w:t>:</w:t>
@@ -6091,6 +6192,7 @@
       <w:r>
         <w:rPr>
           <w:rFonts w:ascii="Times New Roman" w:hAnsi="Times New Roman" w:cs="Times New Roman"/>
+          <w:b/>
           <w:sz w:val="24"/>
           <w:lang w:val="en-US"/>
         </w:rPr>
@@ -6099,9 +6201,17 @@
       <w:r>
         <w:rPr>
           <w:rFonts w:ascii="Times New Roman" w:hAnsi="Times New Roman" w:cs="Times New Roman"/>
-          <w:sz w:val="24"/>
-        </w:rPr>
-        <w:t xml:space="preserve">: </w:t>
+          <w:b/>
+          <w:sz w:val="24"/>
+        </w:rPr>
+        <w:t>:</w:t>
+      </w:r>
+      <w:r>
+        <w:rPr>
+          <w:rFonts w:ascii="Times New Roman" w:hAnsi="Times New Roman" w:cs="Times New Roman"/>
+          <w:sz w:val="24"/>
+        </w:rPr>
+        <w:t xml:space="preserve"> </w:t>
       </w:r>
       <w:r>
         <w:rPr>
@@ -6143,6 +6253,7 @@
       <w:r>
         <w:rPr>
           <w:rFonts w:ascii="Times New Roman" w:hAnsi="Times New Roman" w:cs="Times New Roman"/>
+          <w:b/>
           <w:sz w:val="24"/>
           <w:lang w:val="en-US"/>
         </w:rPr>
@@ -6151,6 +6262,7 @@
       <w:r>
         <w:rPr>
           <w:rFonts w:ascii="Times New Roman" w:hAnsi="Times New Roman" w:cs="Times New Roman"/>
+          <w:b/>
           <w:sz w:val="24"/>
         </w:rPr>
         <w:t>_</w:t>
@@ -6158,6 +6270,7 @@
       <w:r>
         <w:rPr>
           <w:rFonts w:ascii="Times New Roman" w:hAnsi="Times New Roman" w:cs="Times New Roman"/>
+          <w:b/>
           <w:sz w:val="24"/>
           <w:lang w:val="en-US"/>
         </w:rPr>
@@ -6166,9 +6279,17 @@
       <w:r>
         <w:rPr>
           <w:rFonts w:ascii="Times New Roman" w:hAnsi="Times New Roman" w:cs="Times New Roman"/>
-          <w:sz w:val="24"/>
-        </w:rPr>
-        <w:t xml:space="preserve">: </w:t>
+          <w:b/>
+          <w:sz w:val="24"/>
+        </w:rPr>
+        <w:t>:</w:t>
+      </w:r>
+      <w:r>
+        <w:rPr>
+          <w:rFonts w:ascii="Times New Roman" w:hAnsi="Times New Roman" w:cs="Times New Roman"/>
+          <w:sz w:val="24"/>
+        </w:rPr>
+        <w:t xml:space="preserve"> </w:t>
       </w:r>
       <w:r>
         <w:rPr>
@@ -6226,6 +6347,7 @@
       <w:r>
         <w:rPr>
           <w:rFonts w:ascii="Times New Roman" w:hAnsi="Times New Roman" w:cs="Times New Roman"/>
+          <w:b/>
           <w:sz w:val="24"/>
           <w:lang w:val="en-US"/>
         </w:rPr>
@@ -6234,6 +6356,7 @@
       <w:r>
         <w:rPr>
           <w:rFonts w:ascii="Times New Roman" w:hAnsi="Times New Roman" w:cs="Times New Roman"/>
+          <w:b/>
           <w:sz w:val="24"/>
         </w:rPr>
         <w:t>_</w:t>
@@ -6241,6 +6364,7 @@
       <w:r>
         <w:rPr>
           <w:rFonts w:ascii="Times New Roman" w:hAnsi="Times New Roman" w:cs="Times New Roman"/>
+          <w:b/>
           <w:sz w:val="24"/>
           <w:lang w:val="en-US"/>
         </w:rPr>
@@ -6249,9 +6373,17 @@
       <w:r>
         <w:rPr>
           <w:rFonts w:ascii="Times New Roman" w:hAnsi="Times New Roman" w:cs="Times New Roman"/>
-          <w:sz w:val="24"/>
-        </w:rPr>
-        <w:t xml:space="preserve">: </w:t>
+          <w:b/>
+          <w:sz w:val="24"/>
+        </w:rPr>
+        <w:t>:</w:t>
+      </w:r>
+      <w:r>
+        <w:rPr>
+          <w:rFonts w:ascii="Times New Roman" w:hAnsi="Times New Roman" w:cs="Times New Roman"/>
+          <w:sz w:val="24"/>
+        </w:rPr>
+        <w:t xml:space="preserve"> </w:t>
       </w:r>
       <w:r>
         <w:rPr>
@@ -6309,6 +6441,7 @@
       <w:r>
         <w:rPr>
           <w:rFonts w:ascii="Times New Roman" w:hAnsi="Times New Roman" w:cs="Times New Roman"/>
+          <w:b/>
           <w:sz w:val="24"/>
           <w:lang w:val="en-US"/>
         </w:rPr>
@@ -6317,6 +6450,7 @@
       <w:r>
         <w:rPr>
           <w:rFonts w:ascii="Times New Roman" w:hAnsi="Times New Roman" w:cs="Times New Roman"/>
+          <w:b/>
           <w:sz w:val="24"/>
         </w:rPr>
         <w:t>_</w:t>
@@ -6324,6 +6458,7 @@
       <w:r>
         <w:rPr>
           <w:rFonts w:ascii="Times New Roman" w:hAnsi="Times New Roman" w:cs="Times New Roman"/>
+          <w:b/>
           <w:sz w:val="24"/>
           <w:lang w:val="en-US"/>
         </w:rPr>
@@ -6332,6 +6467,7 @@
       <w:r>
         <w:rPr>
           <w:rFonts w:ascii="Times New Roman" w:hAnsi="Times New Roman" w:cs="Times New Roman"/>
+          <w:b/>
           <w:sz w:val="24"/>
         </w:rPr>
         <w:t xml:space="preserve">: </w:t>
@@ -6392,6 +6528,7 @@
       <w:r>
         <w:rPr>
           <w:rFonts w:ascii="Times New Roman" w:hAnsi="Times New Roman" w:cs="Times New Roman"/>
+          <w:b/>
           <w:sz w:val="24"/>
           <w:lang w:val="en-US"/>
         </w:rPr>
@@ -6400,6 +6537,7 @@
       <w:r>
         <w:rPr>
           <w:rFonts w:ascii="Times New Roman" w:hAnsi="Times New Roman" w:cs="Times New Roman"/>
+          <w:b/>
           <w:sz w:val="24"/>
         </w:rPr>
         <w:t>_</w:t>
@@ -6407,6 +6545,7 @@
       <w:r>
         <w:rPr>
           <w:rFonts w:ascii="Times New Roman" w:hAnsi="Times New Roman" w:cs="Times New Roman"/>
+          <w:b/>
           <w:sz w:val="24"/>
           <w:lang w:val="en-US"/>
         </w:rPr>
@@ -6415,9 +6554,17 @@
       <w:r>
         <w:rPr>
           <w:rFonts w:ascii="Times New Roman" w:hAnsi="Times New Roman" w:cs="Times New Roman"/>
-          <w:sz w:val="24"/>
-        </w:rPr>
-        <w:t xml:space="preserve">: </w:t>
+          <w:b/>
+          <w:sz w:val="24"/>
+        </w:rPr>
+        <w:t>:</w:t>
+      </w:r>
+      <w:r>
+        <w:rPr>
+          <w:rFonts w:ascii="Times New Roman" w:hAnsi="Times New Roman" w:cs="Times New Roman"/>
+          <w:sz w:val="24"/>
+        </w:rPr>
+        <w:t xml:space="preserve"> </w:t>
       </w:r>
       <w:r>
         <w:rPr>
@@ -6476,6 +6623,7 @@
       <w:r>
         <w:rPr>
           <w:rFonts w:ascii="Times New Roman" w:hAnsi="Times New Roman" w:cs="Times New Roman"/>
+          <w:b/>
           <w:sz w:val="24"/>
           <w:lang w:val="en-US"/>
         </w:rPr>
@@ -6485,6 +6633,7 @@
       <w:r>
         <w:rPr>
           <w:rFonts w:ascii="Times New Roman" w:hAnsi="Times New Roman" w:cs="Times New Roman"/>
+          <w:b/>
           <w:sz w:val="24"/>
         </w:rPr>
         <w:t>_</w:t>
@@ -6492,6 +6641,7 @@
       <w:r>
         <w:rPr>
           <w:rFonts w:ascii="Times New Roman" w:hAnsi="Times New Roman" w:cs="Times New Roman"/>
+          <w:b/>
           <w:sz w:val="24"/>
           <w:lang w:val="en-US"/>
         </w:rPr>
@@ -6500,9 +6650,17 @@
       <w:r>
         <w:rPr>
           <w:rFonts w:ascii="Times New Roman" w:hAnsi="Times New Roman" w:cs="Times New Roman"/>
-          <w:sz w:val="24"/>
-        </w:rPr>
-        <w:t xml:space="preserve">: </w:t>
+          <w:b/>
+          <w:sz w:val="24"/>
+        </w:rPr>
+        <w:t>:</w:t>
+      </w:r>
+      <w:r>
+        <w:rPr>
+          <w:rFonts w:ascii="Times New Roman" w:hAnsi="Times New Roman" w:cs="Times New Roman"/>
+          <w:sz w:val="24"/>
+        </w:rPr>
+        <w:t xml:space="preserve"> </w:t>
       </w:r>
       <w:r>
         <w:rPr>
@@ -6567,6 +6725,7 @@
       <w:r>
         <w:rPr>
           <w:rFonts w:ascii="Times New Roman" w:hAnsi="Times New Roman" w:cs="Times New Roman"/>
+          <w:b/>
           <w:sz w:val="24"/>
           <w:lang w:val="en-US"/>
         </w:rPr>
@@ -6576,6 +6735,7 @@
       <w:r>
         <w:rPr>
           <w:rFonts w:ascii="Times New Roman" w:hAnsi="Times New Roman" w:cs="Times New Roman"/>
+          <w:b/>
           <w:sz w:val="24"/>
         </w:rPr>
         <w:t>_</w:t>
@@ -6583,6 +6743,7 @@
       <w:r>
         <w:rPr>
           <w:rFonts w:ascii="Times New Roman" w:hAnsi="Times New Roman" w:cs="Times New Roman"/>
+          <w:b/>
           <w:sz w:val="24"/>
           <w:lang w:val="en-US"/>
         </w:rPr>
@@ -6591,6 +6752,7 @@
       <w:r>
         <w:rPr>
           <w:rFonts w:ascii="Times New Roman" w:hAnsi="Times New Roman" w:cs="Times New Roman"/>
+          <w:b/>
           <w:sz w:val="24"/>
         </w:rPr>
         <w:t>_</w:t>
@@ -6598,6 +6760,7 @@
       <w:r>
         <w:rPr>
           <w:rFonts w:ascii="Times New Roman" w:hAnsi="Times New Roman" w:cs="Times New Roman"/>
+          <w:b/>
           <w:sz w:val="24"/>
           <w:lang w:val="en-US"/>
         </w:rPr>
@@ -6606,9 +6769,17 @@
       <w:r>
         <w:rPr>
           <w:rFonts w:ascii="Times New Roman" w:hAnsi="Times New Roman" w:cs="Times New Roman"/>
-          <w:sz w:val="24"/>
-        </w:rPr>
-        <w:t xml:space="preserve">: </w:t>
+          <w:b/>
+          <w:sz w:val="24"/>
+        </w:rPr>
+        <w:t>:</w:t>
+      </w:r>
+      <w:r>
+        <w:rPr>
+          <w:rFonts w:ascii="Times New Roman" w:hAnsi="Times New Roman" w:cs="Times New Roman"/>
+          <w:sz w:val="24"/>
+        </w:rPr>
+        <w:t xml:space="preserve"> </w:t>
       </w:r>
       <w:r>
         <w:rPr>
@@ -6673,6 +6844,7 @@
       <w:r>
         <w:rPr>
           <w:rFonts w:ascii="Times New Roman" w:hAnsi="Times New Roman" w:cs="Times New Roman"/>
+          <w:b/>
           <w:sz w:val="24"/>
           <w:lang w:val="en-US"/>
         </w:rPr>
@@ -6682,6 +6854,7 @@
       <w:r>
         <w:rPr>
           <w:rFonts w:ascii="Times New Roman" w:hAnsi="Times New Roman" w:cs="Times New Roman"/>
+          <w:b/>
           <w:sz w:val="24"/>
         </w:rPr>
         <w:t>_</w:t>
@@ -6689,6 +6862,7 @@
       <w:r>
         <w:rPr>
           <w:rFonts w:ascii="Times New Roman" w:hAnsi="Times New Roman" w:cs="Times New Roman"/>
+          <w:b/>
           <w:sz w:val="24"/>
           <w:lang w:val="en-US"/>
         </w:rPr>
@@ -6697,6 +6871,7 @@
       <w:r>
         <w:rPr>
           <w:rFonts w:ascii="Times New Roman" w:hAnsi="Times New Roman" w:cs="Times New Roman"/>
+          <w:b/>
           <w:sz w:val="24"/>
         </w:rPr>
         <w:t>_</w:t>
@@ -6704,6 +6879,7 @@
       <w:r>
         <w:rPr>
           <w:rFonts w:ascii="Times New Roman" w:hAnsi="Times New Roman" w:cs="Times New Roman"/>
+          <w:b/>
           <w:sz w:val="24"/>
           <w:lang w:val="en-US"/>
         </w:rPr>
@@ -6712,9 +6888,17 @@
       <w:r>
         <w:rPr>
           <w:rFonts w:ascii="Times New Roman" w:hAnsi="Times New Roman" w:cs="Times New Roman"/>
-          <w:sz w:val="24"/>
-        </w:rPr>
-        <w:t xml:space="preserve">: </w:t>
+          <w:b/>
+          <w:sz w:val="24"/>
+        </w:rPr>
+        <w:t>:</w:t>
+      </w:r>
+      <w:r>
+        <w:rPr>
+          <w:rFonts w:ascii="Times New Roman" w:hAnsi="Times New Roman" w:cs="Times New Roman"/>
+          <w:sz w:val="24"/>
+        </w:rPr>
+        <w:t xml:space="preserve"> </w:t>
       </w:r>
       <w:r>
         <w:rPr>
@@ -6792,6 +6976,7 @@
       <w:r>
         <w:rPr>
           <w:rFonts w:ascii="Times New Roman" w:hAnsi="Times New Roman" w:cs="Times New Roman"/>
+          <w:b/>
           <w:sz w:val="24"/>
           <w:lang w:val="en-US"/>
         </w:rPr>
@@ -6800,6 +6985,7 @@
       <w:r>
         <w:rPr>
           <w:rFonts w:ascii="Times New Roman" w:hAnsi="Times New Roman" w:cs="Times New Roman"/>
+          <w:b/>
           <w:sz w:val="24"/>
         </w:rPr>
         <w:t>_</w:t>
@@ -6807,6 +6993,7 @@
       <w:r>
         <w:rPr>
           <w:rFonts w:ascii="Times New Roman" w:hAnsi="Times New Roman" w:cs="Times New Roman"/>
+          <w:b/>
           <w:sz w:val="24"/>
           <w:lang w:val="en-US"/>
         </w:rPr>
@@ -6815,9 +7002,17 @@
       <w:r>
         <w:rPr>
           <w:rFonts w:ascii="Times New Roman" w:hAnsi="Times New Roman" w:cs="Times New Roman"/>
-          <w:sz w:val="24"/>
-        </w:rPr>
-        <w:t xml:space="preserve">: </w:t>
+          <w:b/>
+          <w:sz w:val="24"/>
+        </w:rPr>
+        <w:t>:</w:t>
+      </w:r>
+      <w:r>
+        <w:rPr>
+          <w:rFonts w:ascii="Times New Roman" w:hAnsi="Times New Roman" w:cs="Times New Roman"/>
+          <w:sz w:val="24"/>
+        </w:rPr>
+        <w:t xml:space="preserve"> </w:t>
       </w:r>
       <w:r>
         <w:rPr>
@@ -6926,6 +7121,7 @@
       <w:r>
         <w:rPr>
           <w:rFonts w:ascii="Times New Roman" w:hAnsi="Times New Roman" w:cs="Times New Roman"/>
+          <w:b/>
           <w:sz w:val="24"/>
           <w:lang w:val="en-US"/>
         </w:rPr>
@@ -6935,9 +7131,17 @@
       <w:r>
         <w:rPr>
           <w:rFonts w:ascii="Times New Roman" w:hAnsi="Times New Roman" w:cs="Times New Roman"/>
-          <w:sz w:val="24"/>
-        </w:rPr>
-        <w:t xml:space="preserve">: </w:t>
+          <w:b/>
+          <w:sz w:val="24"/>
+        </w:rPr>
+        <w:t>:</w:t>
+      </w:r>
+      <w:r>
+        <w:rPr>
+          <w:rFonts w:ascii="Times New Roman" w:hAnsi="Times New Roman" w:cs="Times New Roman"/>
+          <w:sz w:val="24"/>
+        </w:rPr>
+        <w:t xml:space="preserve"> </w:t>
       </w:r>
       <w:proofErr w:type="gramStart"/>
       <w:r>
@@ -7020,6 +7224,7 @@
       <w:r>
         <w:rPr>
           <w:rFonts w:ascii="Times New Roman" w:hAnsi="Times New Roman" w:cs="Times New Roman"/>
+          <w:b/>
           <w:sz w:val="24"/>
           <w:lang w:val="en-US"/>
         </w:rPr>
@@ -7028,6 +7233,7 @@
       <w:r>
         <w:rPr>
           <w:rFonts w:ascii="Times New Roman" w:hAnsi="Times New Roman" w:cs="Times New Roman"/>
+          <w:b/>
           <w:sz w:val="24"/>
         </w:rPr>
         <w:t>_</w:t>
@@ -7035,6 +7241,7 @@
       <w:r>
         <w:rPr>
           <w:rFonts w:ascii="Times New Roman" w:hAnsi="Times New Roman" w:cs="Times New Roman"/>
+          <w:b/>
           <w:sz w:val="24"/>
           <w:lang w:val="en-US"/>
         </w:rPr>
@@ -7043,9 +7250,17 @@
       <w:r>
         <w:rPr>
           <w:rFonts w:ascii="Times New Roman" w:hAnsi="Times New Roman" w:cs="Times New Roman"/>
-          <w:sz w:val="24"/>
-        </w:rPr>
-        <w:t xml:space="preserve">: </w:t>
+          <w:b/>
+          <w:sz w:val="24"/>
+        </w:rPr>
+        <w:t>:</w:t>
+      </w:r>
+      <w:r>
+        <w:rPr>
+          <w:rFonts w:ascii="Times New Roman" w:hAnsi="Times New Roman" w:cs="Times New Roman"/>
+          <w:sz w:val="24"/>
+        </w:rPr>
+        <w:t xml:space="preserve"> </w:t>
       </w:r>
       <w:r>
         <w:rPr>
@@ -7174,6 +7389,7 @@
       <w:r>
         <w:rPr>
           <w:rFonts w:ascii="Times New Roman" w:hAnsi="Times New Roman" w:cs="Times New Roman"/>
+          <w:b/>
           <w:sz w:val="24"/>
           <w:lang w:val="en-US"/>
         </w:rPr>
@@ -7182,6 +7398,7 @@
       <w:r>
         <w:rPr>
           <w:rFonts w:ascii="Times New Roman" w:hAnsi="Times New Roman" w:cs="Times New Roman"/>
+          <w:b/>
           <w:sz w:val="24"/>
         </w:rPr>
         <w:t>_</w:t>
@@ -7189,6 +7406,7 @@
       <w:r>
         <w:rPr>
           <w:rFonts w:ascii="Times New Roman" w:hAnsi="Times New Roman" w:cs="Times New Roman"/>
+          <w:b/>
           <w:sz w:val="24"/>
           <w:lang w:val="en-US"/>
         </w:rPr>
@@ -7197,9 +7415,17 @@
       <w:r>
         <w:rPr>
           <w:rFonts w:ascii="Times New Roman" w:hAnsi="Times New Roman" w:cs="Times New Roman"/>
-          <w:sz w:val="24"/>
-        </w:rPr>
-        <w:t xml:space="preserve">: </w:t>
+          <w:b/>
+          <w:sz w:val="24"/>
+        </w:rPr>
+        <w:t>:</w:t>
+      </w:r>
+      <w:r>
+        <w:rPr>
+          <w:rFonts w:ascii="Times New Roman" w:hAnsi="Times New Roman" w:cs="Times New Roman"/>
+          <w:sz w:val="24"/>
+        </w:rPr>
+        <w:t xml:space="preserve"> </w:t>
       </w:r>
       <w:r>
         <w:rPr>
@@ -7269,6 +7495,7 @@
       <w:r>
         <w:rPr>
           <w:rFonts w:ascii="Times New Roman" w:hAnsi="Times New Roman" w:cs="Times New Roman"/>
+          <w:b/>
           <w:sz w:val="24"/>
           <w:lang w:val="en-US"/>
         </w:rPr>
@@ -7277,6 +7504,7 @@
       <w:r>
         <w:rPr>
           <w:rFonts w:ascii="Times New Roman" w:hAnsi="Times New Roman" w:cs="Times New Roman"/>
+          <w:b/>
           <w:sz w:val="24"/>
         </w:rPr>
         <w:t>_</w:t>
@@ -7284,6 +7512,7 @@
       <w:r>
         <w:rPr>
           <w:rFonts w:ascii="Times New Roman" w:hAnsi="Times New Roman" w:cs="Times New Roman"/>
+          <w:b/>
           <w:sz w:val="24"/>
           <w:lang w:val="en-US"/>
         </w:rPr>
@@ -7292,9 +7521,17 @@
       <w:r>
         <w:rPr>
           <w:rFonts w:ascii="Times New Roman" w:hAnsi="Times New Roman" w:cs="Times New Roman"/>
-          <w:sz w:val="24"/>
-        </w:rPr>
-        <w:t xml:space="preserve">: </w:t>
+          <w:b/>
+          <w:sz w:val="24"/>
+        </w:rPr>
+        <w:t>:</w:t>
+      </w:r>
+      <w:r>
+        <w:rPr>
+          <w:rFonts w:ascii="Times New Roman" w:hAnsi="Times New Roman" w:cs="Times New Roman"/>
+          <w:sz w:val="24"/>
+        </w:rPr>
+        <w:t xml:space="preserve"> </w:t>
       </w:r>
       <w:r>
         <w:rPr>
@@ -8243,15 +8480,691 @@
         </w:rPr>
         <w:t>6.</w:t>
       </w:r>
+    </w:p>
+    <w:p>
+      <w:pPr>
+        <w:spacing w:line="360" w:lineRule="auto"/>
+        <w:jc w:val="both"/>
+        <w:rPr>
+          <w:rFonts w:ascii="Times New Roman" w:hAnsi="Times New Roman" w:cs="Times New Roman"/>
+          <w:sz w:val="24"/>
+          <w:lang w:val="en-US"/>
+        </w:rPr>
+      </w:pPr>
+      <w:r>
+        <w:rPr>
+          <w:rFonts w:ascii="Times New Roman" w:hAnsi="Times New Roman" w:cs="Times New Roman"/>
+          <w:sz w:val="24"/>
+        </w:rPr>
+        <w:t xml:space="preserve">Για την εφαρμογή του </w:t>
+      </w:r>
+      <w:r>
+        <w:rPr>
+          <w:rFonts w:ascii="Times New Roman" w:hAnsi="Times New Roman" w:cs="Times New Roman"/>
+          <w:sz w:val="24"/>
+          <w:lang w:val="en-US"/>
+        </w:rPr>
+        <w:t>PM</w:t>
+      </w:r>
+      <w:r>
+        <w:rPr>
+          <w:rFonts w:ascii="Times New Roman" w:hAnsi="Times New Roman" w:cs="Times New Roman"/>
+          <w:sz w:val="24"/>
+        </w:rPr>
+        <w:t xml:space="preserve">5 </w:t>
+      </w:r>
+      <w:r>
+        <w:rPr>
+          <w:rFonts w:ascii="Times New Roman" w:hAnsi="Times New Roman" w:cs="Times New Roman"/>
+          <w:sz w:val="24"/>
+        </w:rPr>
+        <w:t xml:space="preserve">κριτηρίου, είναι απαραίτητο να είναι γνωστή η θέση του καταλοίπου. Για αυτό τον λόγο εφαρμόζεται η συνάρτηση </w:t>
+      </w:r>
+      <w:r>
+        <w:rPr>
+          <w:rFonts w:ascii="Times New Roman" w:hAnsi="Times New Roman" w:cs="Times New Roman"/>
+          <w:i/>
+          <w:sz w:val="24"/>
+          <w:lang w:val="en-US"/>
+        </w:rPr>
+        <w:t>extract</w:t>
+      </w:r>
+      <w:r>
+        <w:rPr>
+          <w:rFonts w:ascii="Times New Roman" w:hAnsi="Times New Roman" w:cs="Times New Roman"/>
+          <w:i/>
+          <w:sz w:val="24"/>
+        </w:rPr>
+        <w:t>_</w:t>
+      </w:r>
+      <w:r>
+        <w:rPr>
+          <w:rFonts w:ascii="Times New Roman" w:hAnsi="Times New Roman" w:cs="Times New Roman"/>
+          <w:i/>
+          <w:sz w:val="24"/>
+          <w:lang w:val="en-US"/>
+        </w:rPr>
+        <w:t>protein</w:t>
+      </w:r>
+      <w:r>
+        <w:rPr>
+          <w:rFonts w:ascii="Times New Roman" w:hAnsi="Times New Roman" w:cs="Times New Roman"/>
+          <w:i/>
+          <w:sz w:val="24"/>
+        </w:rPr>
+        <w:t>_</w:t>
+      </w:r>
+      <w:r>
+        <w:rPr>
+          <w:rFonts w:ascii="Times New Roman" w:hAnsi="Times New Roman" w:cs="Times New Roman"/>
+          <w:i/>
+          <w:sz w:val="24"/>
+          <w:lang w:val="en-US"/>
+        </w:rPr>
+        <w:t>pos</w:t>
+      </w:r>
+      <w:r>
+        <w:rPr>
+          <w:rFonts w:ascii="Times New Roman" w:hAnsi="Times New Roman" w:cs="Times New Roman"/>
+          <w:i/>
+          <w:sz w:val="24"/>
+        </w:rPr>
+        <w:t>()</w:t>
+      </w:r>
+      <w:r>
+        <w:rPr>
+          <w:rFonts w:ascii="Times New Roman" w:hAnsi="Times New Roman" w:cs="Times New Roman"/>
+          <w:sz w:val="24"/>
+        </w:rPr>
+        <w:t xml:space="preserve">. </w:t>
+      </w:r>
+      <w:r>
+        <w:rPr>
+          <w:rFonts w:ascii="Times New Roman" w:hAnsi="Times New Roman" w:cs="Times New Roman"/>
+          <w:sz w:val="24"/>
+        </w:rPr>
+        <w:t xml:space="preserve">Αυτή η συνάρτηση χρησιμοποιεί το </w:t>
+      </w:r>
+      <w:proofErr w:type="spellStart"/>
+      <w:r>
+        <w:rPr>
+          <w:rFonts w:ascii="Times New Roman" w:hAnsi="Times New Roman" w:cs="Times New Roman"/>
+          <w:sz w:val="24"/>
+          <w:lang w:val="en-US"/>
+        </w:rPr>
+        <w:t>hgvs</w:t>
+      </w:r>
+      <w:proofErr w:type="spellEnd"/>
+      <w:r>
+        <w:rPr>
+          <w:rFonts w:ascii="Times New Roman" w:hAnsi="Times New Roman" w:cs="Times New Roman"/>
+          <w:sz w:val="24"/>
+        </w:rPr>
+        <w:t>_</w:t>
+      </w:r>
+      <w:r>
+        <w:rPr>
+          <w:rFonts w:ascii="Times New Roman" w:hAnsi="Times New Roman" w:cs="Times New Roman"/>
+          <w:sz w:val="24"/>
+          <w:lang w:val="en-US"/>
+        </w:rPr>
+        <w:t>p</w:t>
+      </w:r>
+      <w:r>
+        <w:rPr>
+          <w:rFonts w:ascii="Times New Roman" w:hAnsi="Times New Roman" w:cs="Times New Roman"/>
+          <w:sz w:val="24"/>
+        </w:rPr>
+        <w:t xml:space="preserve"> </w:t>
+      </w:r>
+      <w:r>
+        <w:rPr>
+          <w:rFonts w:ascii="Times New Roman" w:hAnsi="Times New Roman" w:cs="Times New Roman"/>
+          <w:sz w:val="24"/>
+        </w:rPr>
+        <w:t xml:space="preserve">και από αυτό εξάγει τη θέση του </w:t>
+      </w:r>
+      <w:proofErr w:type="spellStart"/>
+      <w:r>
+        <w:rPr>
+          <w:rFonts w:ascii="Times New Roman" w:hAnsi="Times New Roman" w:cs="Times New Roman"/>
+          <w:sz w:val="24"/>
+        </w:rPr>
+        <w:t>αμινοξικού</w:t>
+      </w:r>
+      <w:proofErr w:type="spellEnd"/>
+      <w:r>
+        <w:rPr>
+          <w:rFonts w:ascii="Times New Roman" w:hAnsi="Times New Roman" w:cs="Times New Roman"/>
+          <w:sz w:val="24"/>
+        </w:rPr>
+        <w:t xml:space="preserve"> καταλοίπου που αντιστοιχεί στην παραλλαγή. </w:t>
+      </w:r>
+      <w:r>
+        <w:rPr>
+          <w:rFonts w:ascii="Times New Roman" w:hAnsi="Times New Roman" w:cs="Times New Roman"/>
+          <w:sz w:val="24"/>
+          <w:highlight w:val="yellow"/>
+        </w:rPr>
+        <w:t xml:space="preserve">Πρέπει να κάνουμε </w:t>
+      </w:r>
+      <w:r>
+        <w:rPr>
+          <w:rFonts w:ascii="Times New Roman" w:hAnsi="Times New Roman" w:cs="Times New Roman"/>
+          <w:sz w:val="24"/>
+          <w:highlight w:val="yellow"/>
+          <w:lang w:val="en-US"/>
+        </w:rPr>
+        <w:t xml:space="preserve">exclude </w:t>
+      </w:r>
+      <w:r>
+        <w:rPr>
+          <w:rFonts w:ascii="Times New Roman" w:hAnsi="Times New Roman" w:cs="Times New Roman"/>
+          <w:sz w:val="24"/>
+          <w:highlight w:val="yellow"/>
+        </w:rPr>
+        <w:t xml:space="preserve">τα </w:t>
+      </w:r>
+      <w:r>
+        <w:rPr>
+          <w:rFonts w:ascii="Times New Roman" w:hAnsi="Times New Roman" w:cs="Times New Roman"/>
+          <w:sz w:val="24"/>
+          <w:highlight w:val="yellow"/>
+          <w:lang w:val="en-US"/>
+        </w:rPr>
+        <w:t>Ter</w:t>
+      </w:r>
+    </w:p>
+    <w:p>
+      <w:pPr>
+        <w:spacing w:line="360" w:lineRule="auto"/>
+        <w:jc w:val="both"/>
+        <w:rPr>
+          <w:rFonts w:ascii="Times New Roman" w:hAnsi="Times New Roman" w:cs="Times New Roman"/>
+          <w:sz w:val="24"/>
+          <w:lang w:val="en-US"/>
+        </w:rPr>
+      </w:pPr>
+      <w:r>
+        <w:rPr>
+          <w:rFonts w:ascii="Times New Roman" w:hAnsi="Times New Roman" w:cs="Times New Roman"/>
+          <w:sz w:val="24"/>
+        </w:rPr>
+        <w:t xml:space="preserve">Η κύρια συνάρτηση για την επεξεργασία των δεδομένων από την </w:t>
+      </w:r>
+      <w:proofErr w:type="spellStart"/>
+      <w:r>
+        <w:rPr>
+          <w:rFonts w:ascii="Times New Roman" w:hAnsi="Times New Roman" w:cs="Times New Roman"/>
+          <w:sz w:val="24"/>
+          <w:lang w:val="en-US"/>
+        </w:rPr>
+        <w:t>ClinVar</w:t>
+      </w:r>
+      <w:proofErr w:type="spellEnd"/>
+      <w:r>
+        <w:rPr>
+          <w:rFonts w:ascii="Times New Roman" w:hAnsi="Times New Roman" w:cs="Times New Roman"/>
+          <w:sz w:val="24"/>
+        </w:rPr>
+        <w:t xml:space="preserve"> </w:t>
+      </w:r>
+      <w:r>
+        <w:rPr>
+          <w:rFonts w:ascii="Times New Roman" w:hAnsi="Times New Roman" w:cs="Times New Roman"/>
+          <w:sz w:val="24"/>
+        </w:rPr>
+        <w:t xml:space="preserve">είναι η </w:t>
+      </w:r>
+      <w:r>
+        <w:rPr>
+          <w:rFonts w:ascii="Times New Roman" w:hAnsi="Times New Roman" w:cs="Times New Roman"/>
+          <w:i/>
+          <w:sz w:val="24"/>
+          <w:lang w:val="en-US"/>
+        </w:rPr>
+        <w:t>process</w:t>
+      </w:r>
+      <w:r>
+        <w:rPr>
+          <w:rFonts w:ascii="Times New Roman" w:hAnsi="Times New Roman" w:cs="Times New Roman"/>
+          <w:i/>
+          <w:sz w:val="24"/>
+        </w:rPr>
+        <w:t>_</w:t>
+      </w:r>
+      <w:proofErr w:type="spellStart"/>
+      <w:r>
+        <w:rPr>
+          <w:rFonts w:ascii="Times New Roman" w:hAnsi="Times New Roman" w:cs="Times New Roman"/>
+          <w:i/>
+          <w:sz w:val="24"/>
+          <w:lang w:val="en-US"/>
+        </w:rPr>
+        <w:t>clinvar</w:t>
+      </w:r>
+      <w:proofErr w:type="spellEnd"/>
+      <w:r>
+        <w:rPr>
+          <w:rFonts w:ascii="Times New Roman" w:hAnsi="Times New Roman" w:cs="Times New Roman"/>
+          <w:i/>
+          <w:sz w:val="24"/>
+        </w:rPr>
+        <w:t>_</w:t>
+      </w:r>
+      <w:r>
+        <w:rPr>
+          <w:rFonts w:ascii="Times New Roman" w:hAnsi="Times New Roman" w:cs="Times New Roman"/>
+          <w:i/>
+          <w:sz w:val="24"/>
+          <w:lang w:val="en-US"/>
+        </w:rPr>
+        <w:t>data</w:t>
+      </w:r>
+      <w:r>
+        <w:rPr>
+          <w:rFonts w:ascii="Times New Roman" w:hAnsi="Times New Roman" w:cs="Times New Roman"/>
+          <w:i/>
+          <w:sz w:val="24"/>
+        </w:rPr>
+        <w:t>()</w:t>
+      </w:r>
+      <w:r>
+        <w:rPr>
+          <w:rFonts w:ascii="Times New Roman" w:hAnsi="Times New Roman" w:cs="Times New Roman"/>
+          <w:sz w:val="24"/>
+        </w:rPr>
+        <w:t xml:space="preserve">. </w:t>
+      </w:r>
+      <w:r>
+        <w:rPr>
+          <w:rFonts w:ascii="Times New Roman" w:hAnsi="Times New Roman" w:cs="Times New Roman"/>
+          <w:sz w:val="24"/>
+        </w:rPr>
+        <w:t xml:space="preserve">Η συνάρτηση αυτή χρησιμοποιεί </w:t>
+      </w:r>
+      <w:proofErr w:type="spellStart"/>
+      <w:r>
+        <w:rPr>
+          <w:rFonts w:ascii="Times New Roman" w:hAnsi="Times New Roman" w:cs="Times New Roman"/>
+          <w:i/>
+          <w:sz w:val="24"/>
+          <w:lang w:val="en-US"/>
+        </w:rPr>
+        <w:t>zcat</w:t>
+      </w:r>
+      <w:proofErr w:type="spellEnd"/>
+      <w:r>
+        <w:rPr>
+          <w:rFonts w:ascii="Times New Roman" w:hAnsi="Times New Roman" w:cs="Times New Roman"/>
+          <w:sz w:val="24"/>
+        </w:rPr>
+        <w:t xml:space="preserve"> </w:t>
+      </w:r>
+      <w:r>
+        <w:rPr>
+          <w:rFonts w:ascii="Times New Roman" w:hAnsi="Times New Roman" w:cs="Times New Roman"/>
+          <w:sz w:val="24"/>
+        </w:rPr>
+        <w:t xml:space="preserve">και </w:t>
+      </w:r>
+      <w:r>
+        <w:rPr>
+          <w:rFonts w:ascii="Times New Roman" w:hAnsi="Times New Roman" w:cs="Times New Roman"/>
+          <w:i/>
+          <w:sz w:val="24"/>
+          <w:lang w:val="en-US"/>
+        </w:rPr>
+        <w:t>grep</w:t>
+      </w:r>
+      <w:r>
+        <w:rPr>
+          <w:rFonts w:ascii="Times New Roman" w:hAnsi="Times New Roman" w:cs="Times New Roman"/>
+          <w:sz w:val="24"/>
+        </w:rPr>
+        <w:t xml:space="preserve"> </w:t>
+      </w:r>
+      <w:r>
+        <w:rPr>
+          <w:rFonts w:ascii="Times New Roman" w:hAnsi="Times New Roman" w:cs="Times New Roman"/>
+          <w:sz w:val="24"/>
+        </w:rPr>
+        <w:t xml:space="preserve">για να κρατήσει μόνο τις καταγραφές που αφορούν ένα συγκεκριμένο γονίδιο, εδώ το </w:t>
+      </w:r>
+      <w:r>
+        <w:rPr>
+          <w:rFonts w:ascii="Times New Roman" w:hAnsi="Times New Roman" w:cs="Times New Roman"/>
+          <w:sz w:val="24"/>
+          <w:lang w:val="en-US"/>
+        </w:rPr>
+        <w:t>TP</w:t>
+      </w:r>
+      <w:r>
+        <w:rPr>
+          <w:rFonts w:ascii="Times New Roman" w:hAnsi="Times New Roman" w:cs="Times New Roman"/>
+          <w:sz w:val="24"/>
+        </w:rPr>
+        <w:t xml:space="preserve">53, </w:t>
+      </w:r>
+      <w:r>
+        <w:rPr>
+          <w:rFonts w:ascii="Times New Roman" w:hAnsi="Times New Roman" w:cs="Times New Roman"/>
+          <w:sz w:val="24"/>
+        </w:rPr>
+        <w:t xml:space="preserve">και μόνο μία έκδοση του </w:t>
+      </w:r>
+      <w:proofErr w:type="spellStart"/>
+      <w:r>
+        <w:rPr>
+          <w:rFonts w:ascii="Times New Roman" w:hAnsi="Times New Roman" w:cs="Times New Roman"/>
+          <w:sz w:val="24"/>
+        </w:rPr>
+        <w:t>γονιδιώματος</w:t>
+      </w:r>
+      <w:proofErr w:type="spellEnd"/>
+      <w:r>
+        <w:rPr>
+          <w:rFonts w:ascii="Times New Roman" w:hAnsi="Times New Roman" w:cs="Times New Roman"/>
+          <w:sz w:val="24"/>
+        </w:rPr>
+        <w:t xml:space="preserve"> αναφοράς, εδώ </w:t>
+      </w:r>
+      <w:proofErr w:type="spellStart"/>
+      <w:r>
+        <w:rPr>
+          <w:rFonts w:ascii="Times New Roman" w:hAnsi="Times New Roman" w:cs="Times New Roman"/>
+          <w:sz w:val="24"/>
+          <w:lang w:val="en-US"/>
+        </w:rPr>
+        <w:t>GRCh</w:t>
+      </w:r>
+      <w:proofErr w:type="spellEnd"/>
+      <w:r>
+        <w:rPr>
+          <w:rFonts w:ascii="Times New Roman" w:hAnsi="Times New Roman" w:cs="Times New Roman"/>
+          <w:sz w:val="24"/>
+        </w:rPr>
+        <w:t xml:space="preserve">38. </w:t>
+      </w:r>
+      <w:r>
+        <w:rPr>
+          <w:rFonts w:ascii="Times New Roman" w:hAnsi="Times New Roman" w:cs="Times New Roman"/>
+          <w:sz w:val="24"/>
+        </w:rPr>
+        <w:t xml:space="preserve">Μέσα στον κώδικα υπάρχει η δυνατότητα αλλαγής του γονιδίου, καθώς και της έκδοσης του </w:t>
+      </w:r>
+      <w:proofErr w:type="spellStart"/>
+      <w:r>
+        <w:rPr>
+          <w:rFonts w:ascii="Times New Roman" w:hAnsi="Times New Roman" w:cs="Times New Roman"/>
+          <w:sz w:val="24"/>
+        </w:rPr>
+        <w:t>γονιδιώματος</w:t>
+      </w:r>
+      <w:proofErr w:type="spellEnd"/>
+      <w:r>
+        <w:rPr>
+          <w:rFonts w:ascii="Times New Roman" w:hAnsi="Times New Roman" w:cs="Times New Roman"/>
+          <w:sz w:val="24"/>
+        </w:rPr>
+        <w:t xml:space="preserve">. Λόγω των περιορισμένων πόρων ήταν απαραίτητο η ελάττωση του όγκου των δεδομένων που θα έπρεπε να υποστούν ανάλυση. Για αυτό επιλέχθηκε μόνο ένα γονίδιο. Η επιλογή μόνο μίας έκδοσης του </w:t>
+      </w:r>
+      <w:proofErr w:type="spellStart"/>
+      <w:r>
+        <w:rPr>
+          <w:rFonts w:ascii="Times New Roman" w:hAnsi="Times New Roman" w:cs="Times New Roman"/>
+          <w:sz w:val="24"/>
+        </w:rPr>
+        <w:t>γονιδιώματος</w:t>
+      </w:r>
+      <w:proofErr w:type="spellEnd"/>
+      <w:r>
+        <w:rPr>
+          <w:rFonts w:ascii="Times New Roman" w:hAnsi="Times New Roman" w:cs="Times New Roman"/>
+          <w:sz w:val="24"/>
+        </w:rPr>
+        <w:t xml:space="preserve"> αναφοράς, έχει να κάνει τόσο με τη μείωση του όγκου των δεδομένων, όσο και με </w:t>
+      </w:r>
+      <w:r>
+        <w:rPr>
+          <w:rFonts w:ascii="Times New Roman" w:hAnsi="Times New Roman" w:cs="Times New Roman"/>
+          <w:sz w:val="24"/>
+        </w:rPr>
+        <w:t xml:space="preserve">το να μην εμφανίζονται διπλότυπα αποτελέσματα, καθώς στο </w:t>
+      </w:r>
+      <w:r>
+        <w:rPr>
+          <w:rFonts w:ascii="Times New Roman" w:hAnsi="Times New Roman" w:cs="Times New Roman"/>
+          <w:i/>
+          <w:sz w:val="24"/>
+          <w:lang w:val="en-US"/>
+        </w:rPr>
+        <w:t>variant</w:t>
+      </w:r>
+      <w:r>
+        <w:rPr>
+          <w:rFonts w:ascii="Times New Roman" w:hAnsi="Times New Roman" w:cs="Times New Roman"/>
+          <w:i/>
+          <w:sz w:val="24"/>
+        </w:rPr>
+        <w:t>_</w:t>
+      </w:r>
+      <w:r>
+        <w:rPr>
+          <w:rFonts w:ascii="Times New Roman" w:hAnsi="Times New Roman" w:cs="Times New Roman"/>
+          <w:i/>
+          <w:sz w:val="24"/>
+          <w:lang w:val="en-US"/>
+        </w:rPr>
+        <w:t>summary</w:t>
+      </w:r>
+      <w:r>
+        <w:rPr>
+          <w:rFonts w:ascii="Times New Roman" w:hAnsi="Times New Roman" w:cs="Times New Roman"/>
+          <w:i/>
+          <w:sz w:val="24"/>
+        </w:rPr>
+        <w:t>.</w:t>
+      </w:r>
+      <w:r>
+        <w:rPr>
+          <w:rFonts w:ascii="Times New Roman" w:hAnsi="Times New Roman" w:cs="Times New Roman"/>
+          <w:i/>
+          <w:sz w:val="24"/>
+          <w:lang w:val="en-US"/>
+        </w:rPr>
+        <w:t>txt</w:t>
+      </w:r>
+      <w:r>
+        <w:rPr>
+          <w:rFonts w:ascii="Times New Roman" w:hAnsi="Times New Roman" w:cs="Times New Roman"/>
+          <w:sz w:val="24"/>
+        </w:rPr>
+        <w:t xml:space="preserve"> </w:t>
+      </w:r>
+      <w:r>
+        <w:rPr>
+          <w:rFonts w:ascii="Times New Roman" w:hAnsi="Times New Roman" w:cs="Times New Roman"/>
+          <w:sz w:val="24"/>
+        </w:rPr>
+        <w:t xml:space="preserve">τα δεδομένα για τις περισσότερες παραλλαγές υπάρχουν σε δύο καταγραφές, μία για κάθε έκδοση του </w:t>
+      </w:r>
+      <w:proofErr w:type="spellStart"/>
+      <w:r>
+        <w:rPr>
+          <w:rFonts w:ascii="Times New Roman" w:hAnsi="Times New Roman" w:cs="Times New Roman"/>
+          <w:sz w:val="24"/>
+        </w:rPr>
+        <w:t>γονιδιώματος</w:t>
+      </w:r>
+      <w:proofErr w:type="spellEnd"/>
+      <w:r>
+        <w:rPr>
+          <w:rFonts w:ascii="Times New Roman" w:hAnsi="Times New Roman" w:cs="Times New Roman"/>
+          <w:sz w:val="24"/>
+        </w:rPr>
+        <w:t xml:space="preserve">, </w:t>
+      </w:r>
+      <w:proofErr w:type="spellStart"/>
+      <w:r>
+        <w:rPr>
+          <w:rFonts w:ascii="Times New Roman" w:hAnsi="Times New Roman" w:cs="Times New Roman"/>
+          <w:sz w:val="24"/>
+          <w:lang w:val="en-US"/>
+        </w:rPr>
+        <w:t>GRCh</w:t>
+      </w:r>
+      <w:proofErr w:type="spellEnd"/>
+      <w:r>
+        <w:rPr>
+          <w:rFonts w:ascii="Times New Roman" w:hAnsi="Times New Roman" w:cs="Times New Roman"/>
+          <w:sz w:val="24"/>
+        </w:rPr>
+        <w:t xml:space="preserve">37 </w:t>
+      </w:r>
+      <w:r>
+        <w:rPr>
+          <w:rFonts w:ascii="Times New Roman" w:hAnsi="Times New Roman" w:cs="Times New Roman"/>
+          <w:sz w:val="24"/>
+        </w:rPr>
+        <w:t xml:space="preserve">και </w:t>
+      </w:r>
+      <w:proofErr w:type="spellStart"/>
+      <w:r>
+        <w:rPr>
+          <w:rFonts w:ascii="Times New Roman" w:hAnsi="Times New Roman" w:cs="Times New Roman"/>
+          <w:sz w:val="24"/>
+          <w:lang w:val="en-US"/>
+        </w:rPr>
+        <w:t>GRCh</w:t>
+      </w:r>
+      <w:proofErr w:type="spellEnd"/>
+      <w:r>
+        <w:rPr>
+          <w:rFonts w:ascii="Times New Roman" w:hAnsi="Times New Roman" w:cs="Times New Roman"/>
+          <w:sz w:val="24"/>
+        </w:rPr>
+        <w:t xml:space="preserve">38. </w:t>
+      </w:r>
+      <w:r>
+        <w:rPr>
+          <w:rFonts w:ascii="Times New Roman" w:hAnsi="Times New Roman" w:cs="Times New Roman"/>
+          <w:sz w:val="24"/>
+        </w:rPr>
+        <w:t xml:space="preserve">Μετά από αυτό το φιλτράρισμα, οι καταχωρήσεις του </w:t>
+      </w:r>
+      <w:r>
+        <w:rPr>
+          <w:rFonts w:ascii="Times New Roman" w:hAnsi="Times New Roman" w:cs="Times New Roman"/>
+          <w:i/>
+          <w:sz w:val="24"/>
+          <w:lang w:val="en-US"/>
+        </w:rPr>
+        <w:t>variant</w:t>
+      </w:r>
+      <w:r>
+        <w:rPr>
+          <w:rFonts w:ascii="Times New Roman" w:hAnsi="Times New Roman" w:cs="Times New Roman"/>
+          <w:i/>
+          <w:sz w:val="24"/>
+        </w:rPr>
+        <w:t>_</w:t>
+      </w:r>
+      <w:r>
+        <w:rPr>
+          <w:rFonts w:ascii="Times New Roman" w:hAnsi="Times New Roman" w:cs="Times New Roman"/>
+          <w:i/>
+          <w:sz w:val="24"/>
+          <w:lang w:val="en-US"/>
+        </w:rPr>
+        <w:t>summary</w:t>
+      </w:r>
+      <w:r>
+        <w:rPr>
+          <w:rFonts w:ascii="Times New Roman" w:hAnsi="Times New Roman" w:cs="Times New Roman"/>
+          <w:i/>
+          <w:sz w:val="24"/>
+        </w:rPr>
+        <w:t>.</w:t>
+      </w:r>
+      <w:r>
+        <w:rPr>
+          <w:rFonts w:ascii="Times New Roman" w:hAnsi="Times New Roman" w:cs="Times New Roman"/>
+          <w:i/>
+          <w:sz w:val="24"/>
+          <w:lang w:val="en-US"/>
+        </w:rPr>
+        <w:t>txt</w:t>
+      </w:r>
+      <w:r>
+        <w:rPr>
+          <w:rFonts w:ascii="Times New Roman" w:hAnsi="Times New Roman" w:cs="Times New Roman"/>
+          <w:sz w:val="24"/>
+        </w:rPr>
+        <w:t xml:space="preserve"> υπόκεινται σε περαιτέρω επεξεργασία, έτσι ώστε να πάρουν την κατάλληλη μορφή για να μπορούν να ενσωματωθούν στη βάση δεδομένων. Δημιουργείται ένα </w:t>
+      </w:r>
+      <w:proofErr w:type="spellStart"/>
+      <w:r>
+        <w:rPr>
+          <w:rFonts w:ascii="Times New Roman" w:hAnsi="Times New Roman" w:cs="Times New Roman"/>
+          <w:sz w:val="24"/>
+          <w:lang w:val="en-US"/>
+        </w:rPr>
+        <w:t>dataframe</w:t>
+      </w:r>
+      <w:proofErr w:type="spellEnd"/>
+      <w:r>
+        <w:rPr>
+          <w:rFonts w:ascii="Times New Roman" w:hAnsi="Times New Roman" w:cs="Times New Roman"/>
+          <w:sz w:val="24"/>
+          <w:lang w:val="en-US"/>
+        </w:rPr>
+        <w:t xml:space="preserve"> </w:t>
+      </w:r>
+      <w:r>
+        <w:rPr>
+          <w:rFonts w:ascii="Times New Roman" w:hAnsi="Times New Roman" w:cs="Times New Roman"/>
+          <w:sz w:val="24"/>
+        </w:rPr>
+        <w:t xml:space="preserve">με τη χρήση της βιβλιοθήκης </w:t>
+      </w:r>
+      <w:r>
+        <w:rPr>
+          <w:rFonts w:ascii="Times New Roman" w:hAnsi="Times New Roman" w:cs="Times New Roman"/>
+          <w:i/>
+          <w:sz w:val="24"/>
+          <w:lang w:val="en-US"/>
+        </w:rPr>
+        <w:t>pandas</w:t>
+      </w:r>
+      <w:r>
+        <w:rPr>
+          <w:rFonts w:ascii="Times New Roman" w:hAnsi="Times New Roman" w:cs="Times New Roman"/>
+          <w:sz w:val="24"/>
+          <w:lang w:val="en-US"/>
+        </w:rPr>
+        <w:t>.</w:t>
+      </w:r>
+    </w:p>
+    <w:p>
+      <w:pPr>
+        <w:spacing w:line="360" w:lineRule="auto"/>
+        <w:jc w:val="both"/>
+        <w:rPr>
+          <w:rFonts w:ascii="Times New Roman" w:hAnsi="Times New Roman" w:cs="Times New Roman"/>
+          <w:sz w:val="24"/>
+        </w:rPr>
+      </w:pPr>
+      <w:r>
+        <w:rPr>
+          <w:rFonts w:ascii="Times New Roman" w:hAnsi="Times New Roman" w:cs="Times New Roman"/>
+          <w:sz w:val="24"/>
+        </w:rPr>
+        <w:lastRenderedPageBreak/>
+        <w:t xml:space="preserve"> </w:t>
+      </w:r>
       <w:bookmarkStart w:id="0" w:name="_GoBack"/>
       <w:bookmarkEnd w:id="0"/>
-      <w:r>
-        <w:rPr>
-          <w:rFonts w:ascii="Times New Roman" w:hAnsi="Times New Roman" w:cs="Times New Roman"/>
-          <w:sz w:val="24"/>
-        </w:rPr>
-        <w:t xml:space="preserve"> </w:t>
-      </w:r>
     </w:p>
     <w:sectPr>
       <w:footerReference w:type="default" r:id="rId8"/>
@@ -9986,7 +10899,7 @@
 </file>
 
 <file path=customXml/itemProps1.xml><?xml version="1.0" encoding="utf-8"?>
-<ds:datastoreItem xmlns:ds="http://schemas.openxmlformats.org/officeDocument/2006/customXml" ds:itemID="{9D8CA0B3-FB49-48D7-966F-2450966C70EE}">
+<ds:datastoreItem xmlns:ds="http://schemas.openxmlformats.org/officeDocument/2006/customXml" ds:itemID="{833FFAB6-0FBE-4BC8-8943-3A876182C602}">
   <ds:schemaRefs>
     <ds:schemaRef ds:uri="http://schemas.openxmlformats.org/officeDocument/2006/bibliography"/>
   </ds:schemaRefs>

--- a/documentation.docx
+++ b/documentation.docx
@@ -9162,6 +9162,1387 @@
         </w:rPr>
         <w:lastRenderedPageBreak/>
         <w:t xml:space="preserve"> </w:t>
+      </w:r>
+      <w:r>
+        <w:rPr>
+          <w:rFonts w:ascii="Times New Roman" w:hAnsi="Times New Roman" w:cs="Times New Roman"/>
+          <w:sz w:val="24"/>
+        </w:rPr>
+        <w:t>Η</w:t>
+      </w:r>
+      <w:r>
+        <w:rPr>
+          <w:rFonts w:ascii="Times New Roman" w:hAnsi="Times New Roman" w:cs="Times New Roman"/>
+          <w:sz w:val="24"/>
+        </w:rPr>
+        <w:t xml:space="preserve"> </w:t>
+      </w:r>
+      <w:r>
+        <w:rPr>
+          <w:rFonts w:ascii="Times New Roman" w:hAnsi="Times New Roman" w:cs="Times New Roman"/>
+          <w:sz w:val="24"/>
+        </w:rPr>
+        <w:t>συνάρτηση</w:t>
+      </w:r>
+      <w:r>
+        <w:rPr>
+          <w:rFonts w:ascii="Times New Roman" w:hAnsi="Times New Roman" w:cs="Times New Roman"/>
+          <w:sz w:val="24"/>
+        </w:rPr>
+        <w:t xml:space="preserve"> </w:t>
+      </w:r>
+      <w:r>
+        <w:rPr>
+          <w:rFonts w:ascii="Times New Roman" w:hAnsi="Times New Roman" w:cs="Times New Roman"/>
+          <w:i/>
+          <w:sz w:val="24"/>
+          <w:lang w:val="en-US"/>
+        </w:rPr>
+        <w:t>variant</w:t>
+      </w:r>
+      <w:r>
+        <w:rPr>
+          <w:rFonts w:ascii="Times New Roman" w:hAnsi="Times New Roman" w:cs="Times New Roman"/>
+          <w:i/>
+          <w:sz w:val="24"/>
+        </w:rPr>
+        <w:t>_</w:t>
+      </w:r>
+      <w:r>
+        <w:rPr>
+          <w:rFonts w:ascii="Times New Roman" w:hAnsi="Times New Roman" w:cs="Times New Roman"/>
+          <w:i/>
+          <w:sz w:val="24"/>
+          <w:lang w:val="en-US"/>
+        </w:rPr>
+        <w:t>assortments</w:t>
+      </w:r>
+      <w:r>
+        <w:rPr>
+          <w:rFonts w:ascii="Times New Roman" w:hAnsi="Times New Roman" w:cs="Times New Roman"/>
+          <w:i/>
+          <w:sz w:val="24"/>
+        </w:rPr>
+        <w:t xml:space="preserve">() </w:t>
+      </w:r>
+      <w:r>
+        <w:rPr>
+          <w:rFonts w:ascii="Times New Roman" w:hAnsi="Times New Roman" w:cs="Times New Roman"/>
+          <w:sz w:val="24"/>
+        </w:rPr>
+        <w:t>έχει</w:t>
+      </w:r>
+      <w:r>
+        <w:rPr>
+          <w:rFonts w:ascii="Times New Roman" w:hAnsi="Times New Roman" w:cs="Times New Roman"/>
+          <w:sz w:val="24"/>
+        </w:rPr>
+        <w:t xml:space="preserve"> </w:t>
+      </w:r>
+      <w:r>
+        <w:rPr>
+          <w:rFonts w:ascii="Times New Roman" w:hAnsi="Times New Roman" w:cs="Times New Roman"/>
+          <w:sz w:val="24"/>
+        </w:rPr>
+        <w:t xml:space="preserve">ως σκοπό την εύρεση παρόμοιων παραλλαγών. Δημιουργεί δηλαδή 3 διαφορετικά </w:t>
+      </w:r>
+      <w:proofErr w:type="spellStart"/>
+      <w:r>
+        <w:rPr>
+          <w:rFonts w:ascii="Times New Roman" w:hAnsi="Times New Roman" w:cs="Times New Roman"/>
+          <w:sz w:val="24"/>
+          <w:lang w:val="en-US"/>
+        </w:rPr>
+        <w:t>dataframes</w:t>
+      </w:r>
+      <w:proofErr w:type="spellEnd"/>
+      <w:r>
+        <w:rPr>
+          <w:rFonts w:ascii="Times New Roman" w:hAnsi="Times New Roman" w:cs="Times New Roman"/>
+          <w:sz w:val="24"/>
+        </w:rPr>
+        <w:t xml:space="preserve">, </w:t>
+      </w:r>
+      <w:r>
+        <w:rPr>
+          <w:rFonts w:ascii="Times New Roman" w:hAnsi="Times New Roman" w:cs="Times New Roman"/>
+          <w:sz w:val="24"/>
+        </w:rPr>
+        <w:t xml:space="preserve">όπου περιέχονται παραλλαγές με ίδιο </w:t>
+      </w:r>
+      <w:proofErr w:type="spellStart"/>
+      <w:r>
+        <w:rPr>
+          <w:rFonts w:ascii="Times New Roman" w:hAnsi="Times New Roman" w:cs="Times New Roman"/>
+          <w:sz w:val="24"/>
+          <w:lang w:val="en-US"/>
+        </w:rPr>
+        <w:t>hgvs</w:t>
+      </w:r>
+      <w:proofErr w:type="spellEnd"/>
+      <w:r>
+        <w:rPr>
+          <w:rFonts w:ascii="Times New Roman" w:hAnsi="Times New Roman" w:cs="Times New Roman"/>
+          <w:sz w:val="24"/>
+        </w:rPr>
+        <w:t>_</w:t>
+      </w:r>
+      <w:r>
+        <w:rPr>
+          <w:rFonts w:ascii="Times New Roman" w:hAnsi="Times New Roman" w:cs="Times New Roman"/>
+          <w:sz w:val="24"/>
+          <w:lang w:val="en-US"/>
+        </w:rPr>
+        <w:t>c</w:t>
+      </w:r>
+      <w:r>
+        <w:rPr>
+          <w:rFonts w:ascii="Times New Roman" w:hAnsi="Times New Roman" w:cs="Times New Roman"/>
+          <w:sz w:val="24"/>
+        </w:rPr>
+        <w:t xml:space="preserve">, </w:t>
+      </w:r>
+      <w:proofErr w:type="spellStart"/>
+      <w:r>
+        <w:rPr>
+          <w:rFonts w:ascii="Times New Roman" w:hAnsi="Times New Roman" w:cs="Times New Roman"/>
+          <w:sz w:val="24"/>
+          <w:lang w:val="en-US"/>
+        </w:rPr>
+        <w:t>hgvs</w:t>
+      </w:r>
+      <w:proofErr w:type="spellEnd"/>
+      <w:r>
+        <w:rPr>
+          <w:rFonts w:ascii="Times New Roman" w:hAnsi="Times New Roman" w:cs="Times New Roman"/>
+          <w:sz w:val="24"/>
+        </w:rPr>
+        <w:t>_</w:t>
+      </w:r>
+      <w:r>
+        <w:rPr>
+          <w:rFonts w:ascii="Times New Roman" w:hAnsi="Times New Roman" w:cs="Times New Roman"/>
+          <w:sz w:val="24"/>
+          <w:lang w:val="en-US"/>
+        </w:rPr>
+        <w:t>p</w:t>
+      </w:r>
+      <w:r>
+        <w:rPr>
+          <w:rFonts w:ascii="Times New Roman" w:hAnsi="Times New Roman" w:cs="Times New Roman"/>
+          <w:sz w:val="24"/>
+        </w:rPr>
+        <w:t xml:space="preserve"> </w:t>
+      </w:r>
+      <w:r>
+        <w:rPr>
+          <w:rFonts w:ascii="Times New Roman" w:hAnsi="Times New Roman" w:cs="Times New Roman"/>
+          <w:sz w:val="24"/>
+        </w:rPr>
+        <w:t xml:space="preserve">ή ίδια </w:t>
+      </w:r>
+      <w:proofErr w:type="spellStart"/>
+      <w:r>
+        <w:rPr>
+          <w:rFonts w:ascii="Times New Roman" w:hAnsi="Times New Roman" w:cs="Times New Roman"/>
+          <w:sz w:val="24"/>
+        </w:rPr>
+        <w:t>αμινοξική</w:t>
+      </w:r>
+      <w:proofErr w:type="spellEnd"/>
+      <w:r>
+        <w:rPr>
+          <w:rFonts w:ascii="Times New Roman" w:hAnsi="Times New Roman" w:cs="Times New Roman"/>
+          <w:sz w:val="24"/>
+        </w:rPr>
+        <w:t xml:space="preserve"> θέση, αντίστοιχα. Αυτή η συνάρτηση είναι ιδιαίτερα χρήσιμη για την εφαρμογή των </w:t>
+      </w:r>
+      <w:r>
+        <w:rPr>
+          <w:rFonts w:ascii="Times New Roman" w:hAnsi="Times New Roman" w:cs="Times New Roman"/>
+          <w:sz w:val="24"/>
+          <w:lang w:val="en-US"/>
+        </w:rPr>
+        <w:t>ACMG</w:t>
+      </w:r>
+      <w:r>
+        <w:rPr>
+          <w:rFonts w:ascii="Times New Roman" w:hAnsi="Times New Roman" w:cs="Times New Roman"/>
+          <w:sz w:val="24"/>
+        </w:rPr>
+        <w:t xml:space="preserve"> </w:t>
+      </w:r>
+      <w:r>
+        <w:rPr>
+          <w:rFonts w:ascii="Times New Roman" w:hAnsi="Times New Roman" w:cs="Times New Roman"/>
+          <w:sz w:val="24"/>
+        </w:rPr>
+        <w:t xml:space="preserve">κριτηρίων, </w:t>
+      </w:r>
+      <w:r>
+        <w:rPr>
+          <w:rFonts w:ascii="Times New Roman" w:hAnsi="Times New Roman" w:cs="Times New Roman"/>
+          <w:sz w:val="24"/>
+          <w:lang w:val="en-US"/>
+        </w:rPr>
+        <w:t>PP</w:t>
+      </w:r>
+      <w:r>
+        <w:rPr>
+          <w:rFonts w:ascii="Times New Roman" w:hAnsi="Times New Roman" w:cs="Times New Roman"/>
+          <w:sz w:val="24"/>
+        </w:rPr>
+        <w:t>5</w:t>
+      </w:r>
+      <w:r>
+        <w:rPr>
+          <w:rFonts w:ascii="Times New Roman" w:hAnsi="Times New Roman" w:cs="Times New Roman"/>
+          <w:sz w:val="24"/>
+        </w:rPr>
+        <w:t xml:space="preserve"> και </w:t>
+      </w:r>
+      <w:r>
+        <w:rPr>
+          <w:rFonts w:ascii="Times New Roman" w:hAnsi="Times New Roman" w:cs="Times New Roman"/>
+          <w:sz w:val="24"/>
+          <w:lang w:val="en-US"/>
+        </w:rPr>
+        <w:t>BP</w:t>
+      </w:r>
+      <w:r>
+        <w:rPr>
+          <w:rFonts w:ascii="Times New Roman" w:hAnsi="Times New Roman" w:cs="Times New Roman"/>
+          <w:sz w:val="24"/>
+        </w:rPr>
+        <w:t xml:space="preserve">6. </w:t>
+      </w:r>
+      <w:r>
+        <w:rPr>
+          <w:rFonts w:ascii="Times New Roman" w:hAnsi="Times New Roman" w:cs="Times New Roman"/>
+          <w:sz w:val="24"/>
+        </w:rPr>
+        <w:t xml:space="preserve">Ακόμη μια χρήσιμη συνάρτηση για αυτού του είδους την εφαρμογή είναι η </w:t>
+      </w:r>
+      <w:r>
+        <w:rPr>
+          <w:rFonts w:ascii="Times New Roman" w:hAnsi="Times New Roman" w:cs="Times New Roman"/>
+          <w:i/>
+          <w:sz w:val="24"/>
+          <w:lang w:val="en-US"/>
+        </w:rPr>
+        <w:t>split</w:t>
+      </w:r>
+      <w:r>
+        <w:rPr>
+          <w:rFonts w:ascii="Times New Roman" w:hAnsi="Times New Roman" w:cs="Times New Roman"/>
+          <w:i/>
+          <w:sz w:val="24"/>
+        </w:rPr>
+        <w:t>_</w:t>
+      </w:r>
+      <w:r>
+        <w:rPr>
+          <w:rFonts w:ascii="Times New Roman" w:hAnsi="Times New Roman" w:cs="Times New Roman"/>
+          <w:i/>
+          <w:sz w:val="24"/>
+          <w:lang w:val="en-US"/>
+        </w:rPr>
+        <w:t>by</w:t>
+      </w:r>
+      <w:r>
+        <w:rPr>
+          <w:rFonts w:ascii="Times New Roman" w:hAnsi="Times New Roman" w:cs="Times New Roman"/>
+          <w:i/>
+          <w:sz w:val="24"/>
+        </w:rPr>
+        <w:t>_</w:t>
+      </w:r>
+      <w:r>
+        <w:rPr>
+          <w:rFonts w:ascii="Times New Roman" w:hAnsi="Times New Roman" w:cs="Times New Roman"/>
+          <w:i/>
+          <w:sz w:val="24"/>
+          <w:lang w:val="en-US"/>
+        </w:rPr>
+        <w:t>significance</w:t>
+      </w:r>
+      <w:r>
+        <w:rPr>
+          <w:rFonts w:ascii="Times New Roman" w:hAnsi="Times New Roman" w:cs="Times New Roman"/>
+          <w:i/>
+          <w:sz w:val="24"/>
+        </w:rPr>
+        <w:t>()</w:t>
+      </w:r>
+      <w:r>
+        <w:rPr>
+          <w:rFonts w:ascii="Times New Roman" w:hAnsi="Times New Roman" w:cs="Times New Roman"/>
+          <w:sz w:val="24"/>
+        </w:rPr>
+        <w:t xml:space="preserve">. </w:t>
+      </w:r>
+      <w:r>
+        <w:rPr>
+          <w:rFonts w:ascii="Times New Roman" w:hAnsi="Times New Roman" w:cs="Times New Roman"/>
+          <w:sz w:val="24"/>
+        </w:rPr>
+        <w:t xml:space="preserve">Αυτή διαχωρίζει τις παραλλαγές σε </w:t>
+      </w:r>
+      <w:proofErr w:type="spellStart"/>
+      <w:r>
+        <w:rPr>
+          <w:rFonts w:ascii="Times New Roman" w:hAnsi="Times New Roman" w:cs="Times New Roman"/>
+          <w:sz w:val="24"/>
+          <w:lang w:val="en-US"/>
+        </w:rPr>
+        <w:t>dataframes</w:t>
+      </w:r>
+      <w:proofErr w:type="spellEnd"/>
+      <w:r>
+        <w:rPr>
+          <w:rFonts w:ascii="Times New Roman" w:hAnsi="Times New Roman" w:cs="Times New Roman"/>
+          <w:sz w:val="24"/>
+        </w:rPr>
+        <w:t xml:space="preserve"> </w:t>
+      </w:r>
+      <w:r>
+        <w:rPr>
+          <w:rFonts w:ascii="Times New Roman" w:hAnsi="Times New Roman" w:cs="Times New Roman"/>
+          <w:sz w:val="24"/>
+        </w:rPr>
+        <w:t>με βάση την κλινική σημασία τους σε ‘</w:t>
+      </w:r>
+      <w:r>
+        <w:rPr>
+          <w:rFonts w:ascii="Times New Roman" w:hAnsi="Times New Roman" w:cs="Times New Roman"/>
+          <w:sz w:val="24"/>
+          <w:lang w:val="en-US"/>
+        </w:rPr>
+        <w:t>Pathogenic</w:t>
+      </w:r>
+      <w:r>
+        <w:rPr>
+          <w:rFonts w:ascii="Times New Roman" w:hAnsi="Times New Roman" w:cs="Times New Roman"/>
+          <w:sz w:val="24"/>
+        </w:rPr>
+        <w:t>’, ‘</w:t>
+      </w:r>
+      <w:r>
+        <w:rPr>
+          <w:rFonts w:ascii="Times New Roman" w:hAnsi="Times New Roman" w:cs="Times New Roman"/>
+          <w:sz w:val="24"/>
+          <w:lang w:val="en-US"/>
+        </w:rPr>
+        <w:t>Benign</w:t>
+      </w:r>
+      <w:r>
+        <w:rPr>
+          <w:rFonts w:ascii="Times New Roman" w:hAnsi="Times New Roman" w:cs="Times New Roman"/>
+          <w:sz w:val="24"/>
+        </w:rPr>
+        <w:t>’</w:t>
+      </w:r>
+      <w:r>
+        <w:rPr>
+          <w:rFonts w:ascii="Times New Roman" w:hAnsi="Times New Roman" w:cs="Times New Roman"/>
+          <w:sz w:val="24"/>
+        </w:rPr>
+        <w:t xml:space="preserve"> ή </w:t>
+      </w:r>
+      <w:r>
+        <w:rPr>
+          <w:rFonts w:ascii="Times New Roman" w:hAnsi="Times New Roman" w:cs="Times New Roman"/>
+          <w:sz w:val="24"/>
+        </w:rPr>
+        <w:t>‘</w:t>
+      </w:r>
+      <w:r>
+        <w:rPr>
+          <w:rFonts w:ascii="Times New Roman" w:hAnsi="Times New Roman" w:cs="Times New Roman"/>
+          <w:sz w:val="24"/>
+          <w:lang w:val="en-US"/>
+        </w:rPr>
+        <w:t>VUS</w:t>
+      </w:r>
+      <w:r>
+        <w:rPr>
+          <w:rFonts w:ascii="Times New Roman" w:hAnsi="Times New Roman" w:cs="Times New Roman"/>
+          <w:sz w:val="24"/>
+        </w:rPr>
+        <w:t>’ (</w:t>
+      </w:r>
+      <w:r>
+        <w:rPr>
+          <w:rFonts w:ascii="Times New Roman" w:hAnsi="Times New Roman" w:cs="Times New Roman"/>
+          <w:sz w:val="24"/>
+          <w:lang w:val="en-US"/>
+        </w:rPr>
+        <w:t>variant</w:t>
+      </w:r>
+      <w:r>
+        <w:rPr>
+          <w:rFonts w:ascii="Times New Roman" w:hAnsi="Times New Roman" w:cs="Times New Roman"/>
+          <w:sz w:val="24"/>
+        </w:rPr>
+        <w:t xml:space="preserve"> </w:t>
+      </w:r>
+      <w:r>
+        <w:rPr>
+          <w:rFonts w:ascii="Times New Roman" w:hAnsi="Times New Roman" w:cs="Times New Roman"/>
+          <w:sz w:val="24"/>
+          <w:lang w:val="en-US"/>
+        </w:rPr>
+        <w:t>of</w:t>
+      </w:r>
+      <w:r>
+        <w:rPr>
+          <w:rFonts w:ascii="Times New Roman" w:hAnsi="Times New Roman" w:cs="Times New Roman"/>
+          <w:sz w:val="24"/>
+        </w:rPr>
+        <w:t xml:space="preserve"> </w:t>
+      </w:r>
+      <w:r>
+        <w:rPr>
+          <w:rFonts w:ascii="Times New Roman" w:hAnsi="Times New Roman" w:cs="Times New Roman"/>
+          <w:sz w:val="24"/>
+          <w:lang w:val="en-US"/>
+        </w:rPr>
+        <w:t>uncertain</w:t>
+      </w:r>
+      <w:r>
+        <w:rPr>
+          <w:rFonts w:ascii="Times New Roman" w:hAnsi="Times New Roman" w:cs="Times New Roman"/>
+          <w:sz w:val="24"/>
+        </w:rPr>
+        <w:t xml:space="preserve"> </w:t>
+      </w:r>
+      <w:r>
+        <w:rPr>
+          <w:rFonts w:ascii="Times New Roman" w:hAnsi="Times New Roman" w:cs="Times New Roman"/>
+          <w:sz w:val="24"/>
+          <w:lang w:val="en-US"/>
+        </w:rPr>
+        <w:t>significance</w:t>
+      </w:r>
+      <w:r>
+        <w:rPr>
+          <w:rFonts w:ascii="Times New Roman" w:hAnsi="Times New Roman" w:cs="Times New Roman"/>
+          <w:sz w:val="24"/>
+        </w:rPr>
+        <w:t xml:space="preserve">). </w:t>
+      </w:r>
+      <w:r>
+        <w:rPr>
+          <w:rFonts w:ascii="Times New Roman" w:hAnsi="Times New Roman" w:cs="Times New Roman"/>
+          <w:sz w:val="24"/>
+        </w:rPr>
+        <w:t xml:space="preserve">Τα αποτελέσματα αυτών των δύο συναρτήσεων είναι απαραίτητα για τη δημιουργία πινάκων που υποστηρίζουν </w:t>
+      </w:r>
+      <w:r>
+        <w:rPr>
+          <w:rFonts w:ascii="Times New Roman" w:hAnsi="Times New Roman" w:cs="Times New Roman"/>
+          <w:sz w:val="24"/>
+        </w:rPr>
+        <w:t xml:space="preserve">την ομαδοποίηση των παραλλαγών για την εφαρμογή των κριτηρίων </w:t>
+      </w:r>
+      <w:r>
+        <w:rPr>
+          <w:rFonts w:ascii="Times New Roman" w:hAnsi="Times New Roman" w:cs="Times New Roman"/>
+          <w:sz w:val="24"/>
+          <w:lang w:val="en-US"/>
+        </w:rPr>
+        <w:t>PS</w:t>
+      </w:r>
+      <w:r>
+        <w:rPr>
+          <w:rFonts w:ascii="Times New Roman" w:hAnsi="Times New Roman" w:cs="Times New Roman"/>
+          <w:sz w:val="24"/>
+        </w:rPr>
+        <w:t xml:space="preserve">1, </w:t>
+      </w:r>
+      <w:r>
+        <w:rPr>
+          <w:rFonts w:ascii="Times New Roman" w:hAnsi="Times New Roman" w:cs="Times New Roman"/>
+          <w:sz w:val="24"/>
+          <w:lang w:val="en-US"/>
+        </w:rPr>
+        <w:t>PM</w:t>
+      </w:r>
+      <w:r>
+        <w:rPr>
+          <w:rFonts w:ascii="Times New Roman" w:hAnsi="Times New Roman" w:cs="Times New Roman"/>
+          <w:sz w:val="24"/>
+        </w:rPr>
+        <w:t xml:space="preserve">5, </w:t>
+      </w:r>
+      <w:r>
+        <w:rPr>
+          <w:rFonts w:ascii="Times New Roman" w:hAnsi="Times New Roman" w:cs="Times New Roman"/>
+          <w:sz w:val="24"/>
+          <w:lang w:val="en-US"/>
+        </w:rPr>
+        <w:t>PP</w:t>
+      </w:r>
+      <w:r>
+        <w:rPr>
+          <w:rFonts w:ascii="Times New Roman" w:hAnsi="Times New Roman" w:cs="Times New Roman"/>
+          <w:sz w:val="24"/>
+        </w:rPr>
+        <w:t xml:space="preserve">5 </w:t>
+      </w:r>
+      <w:r>
+        <w:rPr>
+          <w:rFonts w:ascii="Times New Roman" w:hAnsi="Times New Roman" w:cs="Times New Roman"/>
+          <w:sz w:val="24"/>
+        </w:rPr>
+        <w:t xml:space="preserve">και </w:t>
+      </w:r>
+      <w:r>
+        <w:rPr>
+          <w:rFonts w:ascii="Times New Roman" w:hAnsi="Times New Roman" w:cs="Times New Roman"/>
+          <w:sz w:val="24"/>
+          <w:lang w:val="en-US"/>
+        </w:rPr>
+        <w:t>BP</w:t>
+      </w:r>
+      <w:r>
+        <w:rPr>
+          <w:rFonts w:ascii="Times New Roman" w:hAnsi="Times New Roman" w:cs="Times New Roman"/>
+          <w:sz w:val="24"/>
+        </w:rPr>
+        <w:t xml:space="preserve">6. </w:t>
+      </w:r>
+      <w:r>
+        <w:rPr>
+          <w:rFonts w:ascii="Times New Roman" w:hAnsi="Times New Roman" w:cs="Times New Roman"/>
+          <w:sz w:val="24"/>
+        </w:rPr>
+        <w:t xml:space="preserve">Η τελευταία διαδικασία πραγματοποιείται με την εφαρμογή της συνάρτησης </w:t>
+      </w:r>
+      <w:r>
+        <w:rPr>
+          <w:rFonts w:ascii="Times New Roman" w:hAnsi="Times New Roman" w:cs="Times New Roman"/>
+          <w:i/>
+          <w:sz w:val="24"/>
+          <w:lang w:val="en-US"/>
+        </w:rPr>
+        <w:t>build</w:t>
+      </w:r>
+      <w:r>
+        <w:rPr>
+          <w:rFonts w:ascii="Times New Roman" w:hAnsi="Times New Roman" w:cs="Times New Roman"/>
+          <w:i/>
+          <w:sz w:val="24"/>
+        </w:rPr>
+        <w:t>_</w:t>
+      </w:r>
+      <w:proofErr w:type="spellStart"/>
+      <w:r>
+        <w:rPr>
+          <w:rFonts w:ascii="Times New Roman" w:hAnsi="Times New Roman" w:cs="Times New Roman"/>
+          <w:i/>
+          <w:sz w:val="24"/>
+          <w:lang w:val="en-US"/>
+        </w:rPr>
+        <w:t>acmg</w:t>
+      </w:r>
+      <w:proofErr w:type="spellEnd"/>
+      <w:r>
+        <w:rPr>
+          <w:rFonts w:ascii="Times New Roman" w:hAnsi="Times New Roman" w:cs="Times New Roman"/>
+          <w:i/>
+          <w:sz w:val="24"/>
+        </w:rPr>
+        <w:t>_</w:t>
+      </w:r>
+      <w:r>
+        <w:rPr>
+          <w:rFonts w:ascii="Times New Roman" w:hAnsi="Times New Roman" w:cs="Times New Roman"/>
+          <w:i/>
+          <w:sz w:val="24"/>
+          <w:lang w:val="en-US"/>
+        </w:rPr>
+        <w:t>support</w:t>
+      </w:r>
+      <w:r>
+        <w:rPr>
+          <w:rFonts w:ascii="Times New Roman" w:hAnsi="Times New Roman" w:cs="Times New Roman"/>
+          <w:i/>
+          <w:sz w:val="24"/>
+        </w:rPr>
+        <w:t>_</w:t>
+      </w:r>
+      <w:r>
+        <w:rPr>
+          <w:rFonts w:ascii="Times New Roman" w:hAnsi="Times New Roman" w:cs="Times New Roman"/>
+          <w:i/>
+          <w:sz w:val="24"/>
+          <w:lang w:val="en-US"/>
+        </w:rPr>
+        <w:t>tables</w:t>
+      </w:r>
+      <w:r>
+        <w:rPr>
+          <w:rFonts w:ascii="Times New Roman" w:hAnsi="Times New Roman" w:cs="Times New Roman"/>
+          <w:i/>
+          <w:sz w:val="24"/>
+        </w:rPr>
+        <w:t>(</w:t>
+      </w:r>
+      <w:r>
+        <w:rPr>
+          <w:rFonts w:ascii="Times New Roman" w:hAnsi="Times New Roman" w:cs="Times New Roman"/>
+          <w:i/>
+          <w:sz w:val="24"/>
+          <w:lang w:val="en-US"/>
+        </w:rPr>
+        <w:t>df</w:t>
+      </w:r>
+      <w:r>
+        <w:rPr>
+          <w:rFonts w:ascii="Times New Roman" w:hAnsi="Times New Roman" w:cs="Times New Roman"/>
+          <w:i/>
+          <w:sz w:val="24"/>
+        </w:rPr>
+        <w:t>)</w:t>
+      </w:r>
+      <w:r>
+        <w:rPr>
+          <w:rFonts w:ascii="Times New Roman" w:hAnsi="Times New Roman" w:cs="Times New Roman"/>
+          <w:sz w:val="24"/>
+        </w:rPr>
+        <w:t>.</w:t>
+      </w:r>
+    </w:p>
+    <w:p>
+      <w:pPr>
+        <w:spacing w:line="360" w:lineRule="auto"/>
+        <w:jc w:val="both"/>
+        <w:rPr>
+          <w:rFonts w:ascii="Times New Roman" w:hAnsi="Times New Roman" w:cs="Times New Roman"/>
+          <w:sz w:val="24"/>
+        </w:rPr>
+      </w:pPr>
+      <w:r>
+        <w:rPr>
+          <w:rFonts w:ascii="Times New Roman" w:hAnsi="Times New Roman" w:cs="Times New Roman"/>
+          <w:sz w:val="24"/>
+        </w:rPr>
+        <w:t xml:space="preserve">Παρόλα αυτά, η βασική συνάρτηση για τον έλεγχο της εφαρμογής των </w:t>
+      </w:r>
+      <w:r>
+        <w:rPr>
+          <w:rFonts w:ascii="Times New Roman" w:hAnsi="Times New Roman" w:cs="Times New Roman"/>
+          <w:sz w:val="24"/>
+          <w:lang w:val="en-US"/>
+        </w:rPr>
+        <w:t>ACMG</w:t>
+      </w:r>
+      <w:r>
+        <w:rPr>
+          <w:rFonts w:ascii="Times New Roman" w:hAnsi="Times New Roman" w:cs="Times New Roman"/>
+          <w:sz w:val="24"/>
+        </w:rPr>
+        <w:t xml:space="preserve"> </w:t>
+      </w:r>
+      <w:r>
+        <w:rPr>
+          <w:rFonts w:ascii="Times New Roman" w:hAnsi="Times New Roman" w:cs="Times New Roman"/>
+          <w:sz w:val="24"/>
+        </w:rPr>
+        <w:t xml:space="preserve">κριτηρίων είναι η </w:t>
+      </w:r>
+      <w:r>
+        <w:rPr>
+          <w:rFonts w:ascii="Times New Roman" w:hAnsi="Times New Roman" w:cs="Times New Roman"/>
+          <w:i/>
+          <w:sz w:val="24"/>
+          <w:lang w:val="en-US"/>
+        </w:rPr>
+        <w:t>mark</w:t>
+      </w:r>
+      <w:r>
+        <w:rPr>
+          <w:rFonts w:ascii="Times New Roman" w:hAnsi="Times New Roman" w:cs="Times New Roman"/>
+          <w:i/>
+          <w:sz w:val="24"/>
+        </w:rPr>
+        <w:t>_</w:t>
+      </w:r>
+      <w:proofErr w:type="spellStart"/>
+      <w:r>
+        <w:rPr>
+          <w:rFonts w:ascii="Times New Roman" w:hAnsi="Times New Roman" w:cs="Times New Roman"/>
+          <w:i/>
+          <w:sz w:val="24"/>
+          <w:lang w:val="en-US"/>
+        </w:rPr>
+        <w:t>acmg</w:t>
+      </w:r>
+      <w:proofErr w:type="spellEnd"/>
+      <w:r>
+        <w:rPr>
+          <w:rFonts w:ascii="Times New Roman" w:hAnsi="Times New Roman" w:cs="Times New Roman"/>
+          <w:i/>
+          <w:sz w:val="24"/>
+        </w:rPr>
+        <w:t>_</w:t>
+      </w:r>
+      <w:r>
+        <w:rPr>
+          <w:rFonts w:ascii="Times New Roman" w:hAnsi="Times New Roman" w:cs="Times New Roman"/>
+          <w:i/>
+          <w:sz w:val="24"/>
+          <w:lang w:val="en-US"/>
+        </w:rPr>
+        <w:t>criteria</w:t>
+      </w:r>
+      <w:r>
+        <w:rPr>
+          <w:rFonts w:ascii="Times New Roman" w:hAnsi="Times New Roman" w:cs="Times New Roman"/>
+          <w:i/>
+          <w:sz w:val="24"/>
+        </w:rPr>
+        <w:t>()</w:t>
+      </w:r>
+      <w:r>
+        <w:rPr>
+          <w:rFonts w:ascii="Times New Roman" w:hAnsi="Times New Roman" w:cs="Times New Roman"/>
+          <w:sz w:val="24"/>
+        </w:rPr>
+        <w:t xml:space="preserve">. </w:t>
+      </w:r>
+      <w:r>
+        <w:rPr>
+          <w:rFonts w:ascii="Times New Roman" w:hAnsi="Times New Roman" w:cs="Times New Roman"/>
+          <w:sz w:val="24"/>
+        </w:rPr>
+        <w:t xml:space="preserve">Η συγκεκριμένη συνάρτηση αξιολογεί κάθε παραλλαγή της </w:t>
+      </w:r>
+      <w:proofErr w:type="spellStart"/>
+      <w:r>
+        <w:rPr>
+          <w:rFonts w:ascii="Times New Roman" w:hAnsi="Times New Roman" w:cs="Times New Roman"/>
+          <w:sz w:val="24"/>
+          <w:lang w:val="en-US"/>
+        </w:rPr>
+        <w:t>ClinVar</w:t>
+      </w:r>
+      <w:proofErr w:type="spellEnd"/>
+      <w:r>
+        <w:rPr>
+          <w:rFonts w:ascii="Times New Roman" w:hAnsi="Times New Roman" w:cs="Times New Roman"/>
+          <w:sz w:val="24"/>
+        </w:rPr>
+        <w:t xml:space="preserve"> </w:t>
+      </w:r>
+      <w:r>
+        <w:rPr>
+          <w:rFonts w:ascii="Times New Roman" w:hAnsi="Times New Roman" w:cs="Times New Roman"/>
+          <w:sz w:val="24"/>
+        </w:rPr>
+        <w:t xml:space="preserve">για το αν μπορεί να χρησιμοποιηθεί ως στοιχείο για την εφαρμογή των </w:t>
+      </w:r>
+      <w:r>
+        <w:rPr>
+          <w:rFonts w:ascii="Times New Roman" w:hAnsi="Times New Roman" w:cs="Times New Roman"/>
+          <w:sz w:val="24"/>
+          <w:lang w:val="en-US"/>
+        </w:rPr>
+        <w:t>ACMG</w:t>
+      </w:r>
+      <w:r>
+        <w:rPr>
+          <w:rFonts w:ascii="Times New Roman" w:hAnsi="Times New Roman" w:cs="Times New Roman"/>
+          <w:sz w:val="24"/>
+        </w:rPr>
+        <w:t xml:space="preserve"> </w:t>
+      </w:r>
+      <w:r>
+        <w:rPr>
+          <w:rFonts w:ascii="Times New Roman" w:hAnsi="Times New Roman" w:cs="Times New Roman"/>
+          <w:sz w:val="24"/>
+        </w:rPr>
+        <w:t>κριτηρίων που έχουν επιλεχθεί.</w:t>
+      </w:r>
+      <w:r>
+        <w:rPr>
+          <w:rFonts w:ascii="Times New Roman" w:hAnsi="Times New Roman" w:cs="Times New Roman"/>
+          <w:sz w:val="24"/>
+        </w:rPr>
+        <w:t xml:space="preserve"> </w:t>
+      </w:r>
+      <w:r>
+        <w:rPr>
+          <w:rFonts w:ascii="Times New Roman" w:hAnsi="Times New Roman" w:cs="Times New Roman"/>
+          <w:sz w:val="24"/>
+        </w:rPr>
+        <w:t>Η</w:t>
+      </w:r>
+      <w:r>
+        <w:rPr>
+          <w:rFonts w:ascii="Times New Roman" w:hAnsi="Times New Roman" w:cs="Times New Roman"/>
+          <w:sz w:val="24"/>
+        </w:rPr>
+        <w:t xml:space="preserve"> </w:t>
+      </w:r>
+      <w:r>
+        <w:rPr>
+          <w:rFonts w:ascii="Times New Roman" w:hAnsi="Times New Roman" w:cs="Times New Roman"/>
+          <w:i/>
+          <w:sz w:val="24"/>
+          <w:lang w:val="en-US"/>
+        </w:rPr>
+        <w:t>apply</w:t>
+      </w:r>
+      <w:r>
+        <w:rPr>
+          <w:rFonts w:ascii="Times New Roman" w:hAnsi="Times New Roman" w:cs="Times New Roman"/>
+          <w:i/>
+          <w:sz w:val="24"/>
+        </w:rPr>
+        <w:t>_</w:t>
+      </w:r>
+      <w:proofErr w:type="spellStart"/>
+      <w:r>
+        <w:rPr>
+          <w:rFonts w:ascii="Times New Roman" w:hAnsi="Times New Roman" w:cs="Times New Roman"/>
+          <w:i/>
+          <w:sz w:val="24"/>
+          <w:lang w:val="en-US"/>
+        </w:rPr>
+        <w:t>ps</w:t>
+      </w:r>
+      <w:proofErr w:type="spellEnd"/>
+      <w:r>
+        <w:rPr>
+          <w:rFonts w:ascii="Times New Roman" w:hAnsi="Times New Roman" w:cs="Times New Roman"/>
+          <w:i/>
+          <w:sz w:val="24"/>
+        </w:rPr>
+        <w:t>1_</w:t>
+      </w:r>
+      <w:r>
+        <w:rPr>
+          <w:rFonts w:ascii="Times New Roman" w:hAnsi="Times New Roman" w:cs="Times New Roman"/>
+          <w:i/>
+          <w:sz w:val="24"/>
+          <w:lang w:val="en-US"/>
+        </w:rPr>
+        <w:t>pm</w:t>
+      </w:r>
+      <w:r>
+        <w:rPr>
+          <w:rFonts w:ascii="Times New Roman" w:hAnsi="Times New Roman" w:cs="Times New Roman"/>
+          <w:i/>
+          <w:sz w:val="24"/>
+        </w:rPr>
+        <w:t>5_</w:t>
+      </w:r>
+      <w:r>
+        <w:rPr>
+          <w:rFonts w:ascii="Times New Roman" w:hAnsi="Times New Roman" w:cs="Times New Roman"/>
+          <w:i/>
+          <w:sz w:val="24"/>
+          <w:lang w:val="en-US"/>
+        </w:rPr>
+        <w:t>pp</w:t>
+      </w:r>
+      <w:r>
+        <w:rPr>
+          <w:rFonts w:ascii="Times New Roman" w:hAnsi="Times New Roman" w:cs="Times New Roman"/>
+          <w:i/>
+          <w:sz w:val="24"/>
+        </w:rPr>
+        <w:t>5_</w:t>
+      </w:r>
+      <w:r>
+        <w:rPr>
+          <w:rFonts w:ascii="Times New Roman" w:hAnsi="Times New Roman" w:cs="Times New Roman"/>
+          <w:i/>
+          <w:sz w:val="24"/>
+          <w:lang w:val="en-US"/>
+        </w:rPr>
+        <w:t>bp</w:t>
+      </w:r>
+      <w:r>
+        <w:rPr>
+          <w:rFonts w:ascii="Times New Roman" w:hAnsi="Times New Roman" w:cs="Times New Roman"/>
+          <w:i/>
+          <w:sz w:val="24"/>
+        </w:rPr>
+        <w:t>6()</w:t>
+      </w:r>
+      <w:r>
+        <w:rPr>
+          <w:rFonts w:ascii="Times New Roman" w:hAnsi="Times New Roman" w:cs="Times New Roman"/>
+          <w:sz w:val="24"/>
+        </w:rPr>
+        <w:t xml:space="preserve"> </w:t>
+      </w:r>
+      <w:r>
+        <w:rPr>
+          <w:rFonts w:ascii="Times New Roman" w:hAnsi="Times New Roman" w:cs="Times New Roman"/>
+          <w:sz w:val="24"/>
+        </w:rPr>
+        <w:t>είναι</w:t>
+      </w:r>
+      <w:r>
+        <w:rPr>
+          <w:rFonts w:ascii="Times New Roman" w:hAnsi="Times New Roman" w:cs="Times New Roman"/>
+          <w:sz w:val="24"/>
+        </w:rPr>
+        <w:t xml:space="preserve"> </w:t>
+      </w:r>
+      <w:r>
+        <w:rPr>
+          <w:rFonts w:ascii="Times New Roman" w:hAnsi="Times New Roman" w:cs="Times New Roman"/>
+          <w:sz w:val="24"/>
+        </w:rPr>
+        <w:t>η ολοκληρωμένη συνάρτηση και αυτή π</w:t>
+      </w:r>
+      <w:r>
+        <w:rPr>
+          <w:rFonts w:ascii="Times New Roman" w:hAnsi="Times New Roman" w:cs="Times New Roman"/>
+          <w:sz w:val="24"/>
+        </w:rPr>
+        <w:t xml:space="preserve">ου χρησιμοποιείται για να απαντήσει στα ερωτήματα του </w:t>
+      </w:r>
+      <w:r>
+        <w:rPr>
+          <w:rFonts w:ascii="Times New Roman" w:hAnsi="Times New Roman" w:cs="Times New Roman"/>
+          <w:sz w:val="24"/>
+          <w:lang w:val="en-US"/>
+        </w:rPr>
+        <w:t>API</w:t>
+      </w:r>
+      <w:r>
+        <w:rPr>
+          <w:rFonts w:ascii="Times New Roman" w:hAnsi="Times New Roman" w:cs="Times New Roman"/>
+          <w:sz w:val="24"/>
+        </w:rPr>
+        <w:t xml:space="preserve"> που αφορούν τόσο νέες όσο και υπάρχουσες παραλλαγές. Στην ουσία, αυτό που κάνει είναι να ελέγξει αν ταιριάζει κάποιο από τα κριτήρια </w:t>
+      </w:r>
+      <w:r>
+        <w:rPr>
+          <w:rFonts w:ascii="Times New Roman" w:hAnsi="Times New Roman" w:cs="Times New Roman"/>
+          <w:sz w:val="24"/>
+          <w:lang w:val="en-US"/>
+        </w:rPr>
+        <w:t>PS</w:t>
+      </w:r>
+      <w:r>
+        <w:rPr>
+          <w:rFonts w:ascii="Times New Roman" w:hAnsi="Times New Roman" w:cs="Times New Roman"/>
+          <w:sz w:val="24"/>
+        </w:rPr>
+        <w:t xml:space="preserve">1, </w:t>
+      </w:r>
+      <w:r>
+        <w:rPr>
+          <w:rFonts w:ascii="Times New Roman" w:hAnsi="Times New Roman" w:cs="Times New Roman"/>
+          <w:sz w:val="24"/>
+          <w:lang w:val="en-US"/>
+        </w:rPr>
+        <w:t>PM</w:t>
+      </w:r>
+      <w:r>
+        <w:rPr>
+          <w:rFonts w:ascii="Times New Roman" w:hAnsi="Times New Roman" w:cs="Times New Roman"/>
+          <w:sz w:val="24"/>
+        </w:rPr>
+        <w:t xml:space="preserve">5, </w:t>
+      </w:r>
+      <w:r>
+        <w:rPr>
+          <w:rFonts w:ascii="Times New Roman" w:hAnsi="Times New Roman" w:cs="Times New Roman"/>
+          <w:sz w:val="24"/>
+          <w:lang w:val="en-US"/>
+        </w:rPr>
+        <w:t>PP</w:t>
+      </w:r>
+      <w:r>
+        <w:rPr>
+          <w:rFonts w:ascii="Times New Roman" w:hAnsi="Times New Roman" w:cs="Times New Roman"/>
+          <w:sz w:val="24"/>
+        </w:rPr>
+        <w:t xml:space="preserve">5 </w:t>
+      </w:r>
+      <w:r>
+        <w:rPr>
+          <w:rFonts w:ascii="Times New Roman" w:hAnsi="Times New Roman" w:cs="Times New Roman"/>
+          <w:sz w:val="24"/>
+        </w:rPr>
+        <w:t xml:space="preserve">ή </w:t>
+      </w:r>
+      <w:r>
+        <w:rPr>
+          <w:rFonts w:ascii="Times New Roman" w:hAnsi="Times New Roman" w:cs="Times New Roman"/>
+          <w:sz w:val="24"/>
+          <w:lang w:val="en-US"/>
+        </w:rPr>
+        <w:t>BP</w:t>
+      </w:r>
+      <w:r>
+        <w:rPr>
+          <w:rFonts w:ascii="Times New Roman" w:hAnsi="Times New Roman" w:cs="Times New Roman"/>
+          <w:sz w:val="24"/>
+        </w:rPr>
+        <w:t xml:space="preserve">6 </w:t>
+      </w:r>
+      <w:r>
+        <w:rPr>
+          <w:rFonts w:ascii="Times New Roman" w:hAnsi="Times New Roman" w:cs="Times New Roman"/>
+          <w:sz w:val="24"/>
+        </w:rPr>
+        <w:t>για μία παραλλαγή.</w:t>
+      </w:r>
+    </w:p>
+    <w:p>
+      <w:pPr>
+        <w:spacing w:line="360" w:lineRule="auto"/>
+        <w:jc w:val="both"/>
+        <w:rPr>
+          <w:rFonts w:ascii="Times New Roman" w:hAnsi="Times New Roman" w:cs="Times New Roman"/>
+          <w:sz w:val="24"/>
+        </w:rPr>
+      </w:pPr>
+      <w:r>
+        <w:rPr>
+          <w:rFonts w:ascii="Times New Roman" w:hAnsi="Times New Roman" w:cs="Times New Roman"/>
+          <w:sz w:val="24"/>
+        </w:rPr>
+        <w:t xml:space="preserve">Η τελική συνάρτηση της βάσης δεδομένων είναι η εισαγωγή των δεδομένων στη βάση δεδομένων. Αυτή η διαδικασία πραγματοποιείται με τη χρήση της </w:t>
+      </w:r>
+      <w:r>
+        <w:rPr>
+          <w:rFonts w:ascii="Times New Roman" w:hAnsi="Times New Roman" w:cs="Times New Roman"/>
+          <w:i/>
+          <w:sz w:val="24"/>
+          <w:lang w:val="en-US"/>
+        </w:rPr>
+        <w:t>insert</w:t>
+      </w:r>
+      <w:r>
+        <w:rPr>
+          <w:rFonts w:ascii="Times New Roman" w:hAnsi="Times New Roman" w:cs="Times New Roman"/>
+          <w:i/>
+          <w:sz w:val="24"/>
+        </w:rPr>
+        <w:t>_</w:t>
+      </w:r>
+      <w:r>
+        <w:rPr>
+          <w:rFonts w:ascii="Times New Roman" w:hAnsi="Times New Roman" w:cs="Times New Roman"/>
+          <w:i/>
+          <w:sz w:val="24"/>
+          <w:lang w:val="en-US"/>
+        </w:rPr>
+        <w:t>to</w:t>
+      </w:r>
+      <w:r>
+        <w:rPr>
+          <w:rFonts w:ascii="Times New Roman" w:hAnsi="Times New Roman" w:cs="Times New Roman"/>
+          <w:i/>
+          <w:sz w:val="24"/>
+        </w:rPr>
+        <w:t>_</w:t>
+      </w:r>
+      <w:r>
+        <w:rPr>
+          <w:rFonts w:ascii="Times New Roman" w:hAnsi="Times New Roman" w:cs="Times New Roman"/>
+          <w:i/>
+          <w:sz w:val="24"/>
+          <w:lang w:val="en-US"/>
+        </w:rPr>
+        <w:t>database</w:t>
+      </w:r>
+      <w:r>
+        <w:rPr>
+          <w:rFonts w:ascii="Times New Roman" w:hAnsi="Times New Roman" w:cs="Times New Roman"/>
+          <w:i/>
+          <w:sz w:val="24"/>
+        </w:rPr>
+        <w:t>()</w:t>
+      </w:r>
+      <w:r>
+        <w:rPr>
+          <w:rFonts w:ascii="Times New Roman" w:hAnsi="Times New Roman" w:cs="Times New Roman"/>
+          <w:sz w:val="24"/>
+        </w:rPr>
+        <w:t>.</w:t>
+      </w:r>
+      <w:r>
+        <w:rPr>
+          <w:rFonts w:ascii="Times New Roman" w:hAnsi="Times New Roman" w:cs="Times New Roman"/>
+          <w:sz w:val="24"/>
+        </w:rPr>
+        <w:t xml:space="preserve"> Περιέχει τις απαραίτητες διαδικασίες έτσι ώστε τα δεδομένα των παραλλαγών μετά την επεξεργασία που έχουν υποστεί να εισαχθούν σωστά στις κατάλληλες στήλες της βάσης δεδομένων.</w:t>
+      </w:r>
+    </w:p>
+    <w:p>
+      <w:pPr>
+        <w:spacing w:line="360" w:lineRule="auto"/>
+        <w:jc w:val="both"/>
+        <w:rPr>
+          <w:rFonts w:ascii="Times New Roman" w:hAnsi="Times New Roman" w:cs="Times New Roman"/>
+          <w:sz w:val="24"/>
+        </w:rPr>
+      </w:pPr>
+      <w:r>
+        <w:rPr>
+          <w:rFonts w:ascii="Times New Roman" w:hAnsi="Times New Roman" w:cs="Times New Roman"/>
+          <w:sz w:val="24"/>
+        </w:rPr>
+        <w:t xml:space="preserve">Για την εφαρμογή των </w:t>
+      </w:r>
+      <w:r>
+        <w:rPr>
+          <w:rFonts w:ascii="Times New Roman" w:hAnsi="Times New Roman" w:cs="Times New Roman"/>
+          <w:sz w:val="24"/>
+          <w:lang w:val="en-US"/>
+        </w:rPr>
+        <w:t>ACMG</w:t>
+      </w:r>
+      <w:r>
+        <w:rPr>
+          <w:rFonts w:ascii="Times New Roman" w:hAnsi="Times New Roman" w:cs="Times New Roman"/>
+          <w:sz w:val="24"/>
+        </w:rPr>
+        <w:t xml:space="preserve"> </w:t>
+      </w:r>
+      <w:r>
+        <w:rPr>
+          <w:rFonts w:ascii="Times New Roman" w:hAnsi="Times New Roman" w:cs="Times New Roman"/>
+          <w:sz w:val="24"/>
+        </w:rPr>
+        <w:t xml:space="preserve">κριτηρίων χρησιμοποιούνται δύο στρατηγικές, μέσω ομαδοποίησης ή άμεση προσέγγιση. Για την πρώτη προσέγγιση, υλοποιείται η συνάρτηση </w:t>
+      </w:r>
+      <w:r>
+        <w:rPr>
+          <w:rFonts w:ascii="Times New Roman" w:hAnsi="Times New Roman" w:cs="Times New Roman"/>
+          <w:i/>
+          <w:sz w:val="24"/>
+          <w:lang w:val="en-US"/>
+        </w:rPr>
+        <w:t>group</w:t>
+      </w:r>
+      <w:r>
+        <w:rPr>
+          <w:rFonts w:ascii="Times New Roman" w:hAnsi="Times New Roman" w:cs="Times New Roman"/>
+          <w:i/>
+          <w:sz w:val="24"/>
+        </w:rPr>
+        <w:t>_</w:t>
+      </w:r>
+      <w:r>
+        <w:rPr>
+          <w:rFonts w:ascii="Times New Roman" w:hAnsi="Times New Roman" w:cs="Times New Roman"/>
+          <w:i/>
+          <w:sz w:val="24"/>
+          <w:lang w:val="en-US"/>
+        </w:rPr>
+        <w:t>based</w:t>
+      </w:r>
+      <w:r>
+        <w:rPr>
+          <w:rFonts w:ascii="Times New Roman" w:hAnsi="Times New Roman" w:cs="Times New Roman"/>
+          <w:i/>
+          <w:sz w:val="24"/>
+        </w:rPr>
+        <w:t>_</w:t>
+      </w:r>
+      <w:proofErr w:type="spellStart"/>
+      <w:r>
+        <w:rPr>
+          <w:rFonts w:ascii="Times New Roman" w:hAnsi="Times New Roman" w:cs="Times New Roman"/>
+          <w:i/>
+          <w:sz w:val="24"/>
+          <w:lang w:val="en-US"/>
+        </w:rPr>
+        <w:t>acmg</w:t>
+      </w:r>
+      <w:proofErr w:type="spellEnd"/>
+      <w:r>
+        <w:rPr>
+          <w:rFonts w:ascii="Times New Roman" w:hAnsi="Times New Roman" w:cs="Times New Roman"/>
+          <w:i/>
+          <w:sz w:val="24"/>
+        </w:rPr>
+        <w:t>()</w:t>
+      </w:r>
+      <w:r>
+        <w:rPr>
+          <w:rFonts w:ascii="Times New Roman" w:hAnsi="Times New Roman" w:cs="Times New Roman"/>
+          <w:sz w:val="24"/>
+        </w:rPr>
+        <w:t xml:space="preserve">, η οποία ελέγχει μόνο για τα κριτήρια </w:t>
+      </w:r>
+      <w:r>
+        <w:rPr>
+          <w:rFonts w:ascii="Times New Roman" w:hAnsi="Times New Roman" w:cs="Times New Roman"/>
+          <w:sz w:val="24"/>
+          <w:lang w:val="en-US"/>
+        </w:rPr>
+        <w:t>PS</w:t>
+      </w:r>
+      <w:r>
+        <w:rPr>
+          <w:rFonts w:ascii="Times New Roman" w:hAnsi="Times New Roman" w:cs="Times New Roman"/>
+          <w:sz w:val="24"/>
+        </w:rPr>
+        <w:t xml:space="preserve">1 </w:t>
+      </w:r>
+      <w:r>
+        <w:rPr>
+          <w:rFonts w:ascii="Times New Roman" w:hAnsi="Times New Roman" w:cs="Times New Roman"/>
+          <w:sz w:val="24"/>
+        </w:rPr>
+        <w:t xml:space="preserve">και </w:t>
+      </w:r>
+      <w:r>
+        <w:rPr>
+          <w:rFonts w:ascii="Times New Roman" w:hAnsi="Times New Roman" w:cs="Times New Roman"/>
+          <w:sz w:val="24"/>
+          <w:lang w:val="en-US"/>
+        </w:rPr>
+        <w:t>PM</w:t>
+      </w:r>
+      <w:r>
+        <w:rPr>
+          <w:rFonts w:ascii="Times New Roman" w:hAnsi="Times New Roman" w:cs="Times New Roman"/>
+          <w:sz w:val="24"/>
+        </w:rPr>
+        <w:t xml:space="preserve">5 </w:t>
+      </w:r>
+      <w:r>
+        <w:rPr>
+          <w:rFonts w:ascii="Times New Roman" w:hAnsi="Times New Roman" w:cs="Times New Roman"/>
+          <w:sz w:val="24"/>
+        </w:rPr>
+        <w:t xml:space="preserve">για μία παραλλαγή. Πιο συγκεκριμένα, βασίζεται στο αν υπάρχουν παραλλαγές με ίδια </w:t>
+      </w:r>
+      <w:proofErr w:type="spellStart"/>
+      <w:r>
+        <w:rPr>
+          <w:rFonts w:ascii="Times New Roman" w:hAnsi="Times New Roman" w:cs="Times New Roman"/>
+          <w:sz w:val="24"/>
+        </w:rPr>
+        <w:t>αμινοξική</w:t>
+      </w:r>
+      <w:proofErr w:type="spellEnd"/>
+      <w:r>
+        <w:rPr>
+          <w:rFonts w:ascii="Times New Roman" w:hAnsi="Times New Roman" w:cs="Times New Roman"/>
+          <w:sz w:val="24"/>
+        </w:rPr>
+        <w:t xml:space="preserve"> θέση, ίδια αλλαγή καταλοίπου ή ίδια αλλαγή του </w:t>
+      </w:r>
+      <w:r>
+        <w:rPr>
+          <w:rFonts w:ascii="Times New Roman" w:hAnsi="Times New Roman" w:cs="Times New Roman"/>
+          <w:sz w:val="24"/>
+          <w:lang w:val="en-US"/>
+        </w:rPr>
+        <w:t>DNA</w:t>
+      </w:r>
+      <w:r>
+        <w:rPr>
+          <w:rFonts w:ascii="Times New Roman" w:hAnsi="Times New Roman" w:cs="Times New Roman"/>
+          <w:sz w:val="24"/>
+        </w:rPr>
+        <w:t xml:space="preserve"> </w:t>
+      </w:r>
+      <w:r>
+        <w:rPr>
+          <w:rFonts w:ascii="Times New Roman" w:hAnsi="Times New Roman" w:cs="Times New Roman"/>
+          <w:sz w:val="24"/>
+        </w:rPr>
+        <w:t xml:space="preserve">με άλλη κλινική σημασία. Χρησιμοποιεί τις ομαδοποιήσεις που δημιουργήθηκαν σε </w:t>
+      </w:r>
+      <w:r>
+        <w:rPr>
+          <w:rFonts w:ascii="Times New Roman" w:hAnsi="Times New Roman" w:cs="Times New Roman"/>
+          <w:sz w:val="24"/>
+          <w:highlight w:val="yellow"/>
+        </w:rPr>
+        <w:t>προηγούμενη συνάρτηση.</w:t>
+      </w:r>
+    </w:p>
+    <w:p>
+      <w:pPr>
+        <w:spacing w:line="360" w:lineRule="auto"/>
+        <w:jc w:val="both"/>
+        <w:rPr>
+          <w:rFonts w:ascii="Times New Roman" w:hAnsi="Times New Roman" w:cs="Times New Roman"/>
+          <w:sz w:val="24"/>
+        </w:rPr>
+      </w:pPr>
+      <w:r>
+        <w:rPr>
+          <w:rFonts w:ascii="Times New Roman" w:hAnsi="Times New Roman" w:cs="Times New Roman"/>
+          <w:sz w:val="24"/>
+        </w:rPr>
+        <w:lastRenderedPageBreak/>
+        <w:t xml:space="preserve">Για την ομαδοποίηση των παραλλαγών με βάση την κλινική τους σημασία, χρησιμοποιείται η </w:t>
+      </w:r>
+      <w:r>
+        <w:rPr>
+          <w:rFonts w:ascii="Times New Roman" w:hAnsi="Times New Roman" w:cs="Times New Roman"/>
+          <w:i/>
+          <w:sz w:val="24"/>
+          <w:lang w:val="en-US"/>
+        </w:rPr>
+        <w:t>split</w:t>
+      </w:r>
+      <w:r>
+        <w:rPr>
+          <w:rFonts w:ascii="Times New Roman" w:hAnsi="Times New Roman" w:cs="Times New Roman"/>
+          <w:i/>
+          <w:sz w:val="24"/>
+        </w:rPr>
+        <w:t>_</w:t>
+      </w:r>
+      <w:r>
+        <w:rPr>
+          <w:rFonts w:ascii="Times New Roman" w:hAnsi="Times New Roman" w:cs="Times New Roman"/>
+          <w:i/>
+          <w:sz w:val="24"/>
+          <w:lang w:val="en-US"/>
+        </w:rPr>
+        <w:t>by</w:t>
+      </w:r>
+      <w:r>
+        <w:rPr>
+          <w:rFonts w:ascii="Times New Roman" w:hAnsi="Times New Roman" w:cs="Times New Roman"/>
+          <w:i/>
+          <w:sz w:val="24"/>
+        </w:rPr>
+        <w:t>_</w:t>
+      </w:r>
+      <w:r>
+        <w:rPr>
+          <w:rFonts w:ascii="Times New Roman" w:hAnsi="Times New Roman" w:cs="Times New Roman"/>
+          <w:i/>
+          <w:sz w:val="24"/>
+          <w:lang w:val="en-US"/>
+        </w:rPr>
+        <w:t>significance</w:t>
+      </w:r>
+      <w:r>
+        <w:rPr>
+          <w:rFonts w:ascii="Times New Roman" w:hAnsi="Times New Roman" w:cs="Times New Roman"/>
+          <w:i/>
+          <w:sz w:val="24"/>
+        </w:rPr>
+        <w:t>()</w:t>
+      </w:r>
+      <w:r>
+        <w:rPr>
+          <w:rFonts w:ascii="Times New Roman" w:hAnsi="Times New Roman" w:cs="Times New Roman"/>
+          <w:sz w:val="24"/>
+        </w:rPr>
+        <w:t>.</w:t>
       </w:r>
       <w:bookmarkStart w:id="0" w:name="_GoBack"/>
       <w:bookmarkEnd w:id="0"/>
@@ -10899,7 +12280,7 @@
 </file>
 
 <file path=customXml/itemProps1.xml><?xml version="1.0" encoding="utf-8"?>
-<ds:datastoreItem xmlns:ds="http://schemas.openxmlformats.org/officeDocument/2006/customXml" ds:itemID="{833FFAB6-0FBE-4BC8-8943-3A876182C602}">
+<ds:datastoreItem xmlns:ds="http://schemas.openxmlformats.org/officeDocument/2006/customXml" ds:itemID="{2389020C-8CB1-412B-8C30-D28DE37C5FFA}">
   <ds:schemaRefs>
     <ds:schemaRef ds:uri="http://schemas.openxmlformats.org/officeDocument/2006/bibliography"/>
   </ds:schemaRefs>
